--- a/public/resume/RESUME-LYNNNGO.docx
+++ b/public/resume/RESUME-LYNNNGO.docx
@@ -43,85 +43,116 @@
           <w:szCs w:val="20"/>
         </w:rPr>
       </w:pPr>
-      <w:r>
-        <w:rPr>
-          <w:sz w:val="20"/>
-          <w:szCs w:val="20"/>
-        </w:rPr>
-        <w:t>lynnngo2608</w:t>
-      </w:r>
-      <w:r>
-        <w:rPr>
-          <w:sz w:val="20"/>
-          <w:szCs w:val="20"/>
-        </w:rPr>
-        <w:t>@gmail.com</w:t>
-      </w:r>
-      <w:r>
-        <w:rPr>
-          <w:sz w:val="20"/>
-          <w:szCs w:val="20"/>
-        </w:rPr>
-        <w:t xml:space="preserve">| </w:t>
-      </w:r>
-      <w:r>
-        <w:rPr>
-          <w:sz w:val="20"/>
-          <w:szCs w:val="20"/>
-        </w:rPr>
-        <w:t>0424311988</w:t>
-      </w:r>
-      <w:r>
-        <w:rPr>
-          <w:sz w:val="20"/>
-          <w:szCs w:val="20"/>
-        </w:rPr>
-        <w:t xml:space="preserve"> | </w:t>
-      </w:r>
-      <w:hyperlink r:id="rId5" w:history="1">
+      <w:hyperlink r:id="rId7" w:history="1">
         <w:r>
           <w:rPr>
             <w:rStyle w:val="Hyperlink"/>
             <w:sz w:val="20"/>
             <w:szCs w:val="20"/>
           </w:rPr>
-          <w:t>https://gitfront.io/r/LYNNNGO/rCNTRk7jKhGM/Club-Management-System/</w:t>
+          <w:t>lynnngo2608@gmail.com</w:t>
         </w:r>
       </w:hyperlink>
-    </w:p>
-    <w:p>
-      <w:pPr>
-        <w:pBdr>
-          <w:top w:val="nil"/>
-          <w:left w:val="nil"/>
-          <w:bottom w:val="nil"/>
-          <w:right w:val="nil"/>
-          <w:between w:val="nil"/>
-        </w:pBdr>
-        <w:spacing w:before="20" w:after="20"/>
-        <w:jc w:val="center"/>
+      <w:r>
         <w:rPr>
           <w:sz w:val="20"/>
           <w:szCs w:val="20"/>
         </w:rPr>
-      </w:pPr>
+        <w:t xml:space="preserve"> </w:t>
+      </w:r>
       <w:r>
         <w:rPr>
           <w:sz w:val="20"/>
           <w:szCs w:val="20"/>
         </w:rPr>
+        <w:t xml:space="preserve">| </w:t>
+      </w:r>
+      <w:r>
+        <w:rPr>
+          <w:sz w:val="20"/>
+          <w:szCs w:val="20"/>
+        </w:rPr>
+        <w:t>0424311988</w:t>
+      </w:r>
+      <w:r>
+        <w:rPr>
+          <w:sz w:val="20"/>
+          <w:szCs w:val="20"/>
+        </w:rPr>
+        <w:t>|</w:t>
+      </w:r>
+      <w:r>
+        <w:rPr>
+          <w:sz w:val="20"/>
+          <w:szCs w:val="20"/>
+        </w:rPr>
         <w:t xml:space="preserve"> </w:t>
       </w:r>
-      <w:hyperlink r:id="rId6" w:history="1">
+      <w:hyperlink r:id="rId8" w:history="1">
         <w:r>
           <w:rPr>
             <w:rStyle w:val="Hyperlink"/>
             <w:sz w:val="20"/>
             <w:szCs w:val="20"/>
           </w:rPr>
-          <w:t>https://gitfront.io/r/LYNNNGO/TUUvsvvtFnHV/Shortest-Path-Algorithm-for-Material-Transportation/</w:t>
+          <w:t>https://lynn-portfolio.vercel.app/</w:t>
         </w:r>
       </w:hyperlink>
+      <w:r>
+        <w:rPr>
+          <w:sz w:val="20"/>
+          <w:szCs w:val="20"/>
+        </w:rPr>
+        <w:t xml:space="preserve"> </w:t>
+      </w:r>
+      <w:r>
+        <w:rPr>
+          <w:sz w:val="20"/>
+          <w:szCs w:val="20"/>
+        </w:rPr>
+        <w:t>|</w:t>
+      </w:r>
+      <w:r>
+        <w:rPr>
+          <w:sz w:val="20"/>
+          <w:szCs w:val="20"/>
+        </w:rPr>
+        <w:t xml:space="preserve"> </w:t>
+      </w:r>
+      <w:hyperlink r:id="rId9" w:history="1">
+        <w:r>
+          <w:rPr>
+            <w:rStyle w:val="Hyperlink"/>
+            <w:sz w:val="20"/>
+            <w:szCs w:val="20"/>
+          </w:rPr>
+          <w:t>https://github.com/Linhngo268</w:t>
+        </w:r>
+      </w:hyperlink>
+      <w:r>
+        <w:rPr>
+          <w:sz w:val="20"/>
+          <w:szCs w:val="20"/>
+        </w:rPr>
+        <w:t xml:space="preserve"> | </w:t>
+      </w:r>
+      <w:hyperlink r:id="rId10" w:history="1">
+        <w:r>
+          <w:rPr>
+            <w:rStyle w:val="Hyperlink"/>
+            <w:sz w:val="20"/>
+            <w:szCs w:val="20"/>
+          </w:rPr>
+          <w:t>www.linkedin.com/in/lynn-ngo-3bb5bb241</w:t>
+        </w:r>
+      </w:hyperlink>
+      <w:r>
+        <w:rPr>
+          <w:sz w:val="20"/>
+          <w:szCs w:val="20"/>
+        </w:rPr>
+        <w:t xml:space="preserve"> </w:t>
+      </w:r>
     </w:p>
     <w:p>
       <w:pPr>
@@ -367,22 +398,7 @@
     </w:p>
     <w:p>
       <w:pPr>
-        <w:spacing w:before="20" w:after="20"/>
-        <w:rPr>
-          <w:sz w:val="2"/>
-          <w:szCs w:val="2"/>
-        </w:rPr>
-      </w:pPr>
-    </w:p>
-    <w:p>
-      <w:pPr>
         <w:widowControl/>
-        <w:spacing w:before="20" w:after="20"/>
-        <w:rPr>
-          <w:lang w:val="en-AU" w:eastAsia="zh-CN"/>
-        </w:rPr>
-      </w:pPr>
-      <w:r>
         <w:rPr>
           <w:b/>
           <w:bCs/>
@@ -390,7 +406,16 @@
           <w:szCs w:val="24"/>
           <w:lang w:val="en-AU" w:eastAsia="zh-CN"/>
         </w:rPr>
-        <w:t xml:space="preserve">Get2know  </w:t>
+      </w:pPr>
+      <w:r>
+        <w:rPr>
+          <w:b/>
+          <w:bCs/>
+          <w:sz w:val="24"/>
+          <w:szCs w:val="24"/>
+          <w:lang w:val="en-AU" w:eastAsia="zh-CN"/>
+        </w:rPr>
+        <w:t>Get2know</w:t>
       </w:r>
       <w:r>
         <w:rPr>
@@ -398,7 +423,7 @@
           <w:bCs/>
           <w:lang w:val="en-AU" w:eastAsia="zh-CN"/>
         </w:rPr>
-        <w:t xml:space="preserve">                                                                                     </w:t>
+        <w:t xml:space="preserve"> </w:t>
       </w:r>
       <w:r>
         <w:rPr>
@@ -406,7 +431,7 @@
           <w:bCs/>
           <w:lang w:val="en-AU" w:eastAsia="zh-CN"/>
         </w:rPr>
-        <w:t xml:space="preserve">            </w:t>
+        <w:t xml:space="preserve">                                                                                                 </w:t>
       </w:r>
       <w:r>
         <w:rPr>
@@ -416,30 +441,47 @@
         </w:rPr>
         <w:t>Remote- Sydney, New South Wales, Australia</w:t>
       </w:r>
-      <w:r>
-        <w:rPr>
+    </w:p>
+    <w:p>
+      <w:pPr>
+        <w:widowControl/>
+        <w:rPr>
+          <w:sz w:val="24"/>
+          <w:szCs w:val="24"/>
           <w:lang w:val="en-AU" w:eastAsia="zh-CN"/>
         </w:rPr>
-        <w:br/>
-        <w:t xml:space="preserve">Junior System Analyst                                                                     </w:t>
-      </w:r>
-      <w:r>
-        <w:rPr>
+      </w:pPr>
+      <w:r>
+        <w:rPr>
+          <w:sz w:val="24"/>
+          <w:szCs w:val="24"/>
           <w:lang w:val="en-AU" w:eastAsia="zh-CN"/>
         </w:rPr>
-        <w:t xml:space="preserve"> </w:t>
-      </w:r>
-      <w:r>
-        <w:rPr>
+        <w:t xml:space="preserve">Odoo </w:t>
+      </w:r>
+      <w:r>
+        <w:rPr>
+          <w:sz w:val="24"/>
+          <w:szCs w:val="24"/>
           <w:lang w:val="en-AU" w:eastAsia="zh-CN"/>
         </w:rPr>
-        <w:t xml:space="preserve">             </w:t>
-      </w:r>
-      <w:r>
-        <w:rPr>
+        <w:t xml:space="preserve">Developer </w:t>
+      </w:r>
+      <w:r>
+        <w:rPr>
+          <w:sz w:val="24"/>
+          <w:szCs w:val="24"/>
           <w:lang w:val="en-AU" w:eastAsia="zh-CN"/>
         </w:rPr>
-        <w:t xml:space="preserve">  </w:t>
+        <w:t>- Volunteer</w:t>
+      </w:r>
+      <w:r>
+        <w:rPr>
+          <w:sz w:val="24"/>
+          <w:szCs w:val="24"/>
+          <w:lang w:val="en-AU" w:eastAsia="zh-CN"/>
+        </w:rPr>
+        <w:t xml:space="preserve">                                                                              </w:t>
       </w:r>
       <w:r>
         <w:rPr>
@@ -454,40 +496,39 @@
         <w:widowControl/>
         <w:numPr>
           <w:ilvl w:val="0"/>
-          <w:numId w:val="19"/>
+          <w:numId w:val="22"/>
         </w:numPr>
-        <w:spacing w:before="20" w:after="20"/>
-        <w:rPr>
+        <w:rPr>
+          <w:sz w:val="24"/>
+          <w:szCs w:val="24"/>
           <w:lang w:val="en-AU" w:eastAsia="zh-CN"/>
         </w:rPr>
       </w:pPr>
       <w:r>
         <w:rPr>
+          <w:sz w:val="24"/>
+          <w:szCs w:val="24"/>
           <w:lang w:val="en-AU" w:eastAsia="zh-CN"/>
         </w:rPr>
-        <w:t>Increas</w:t>
+        <w:t>C</w:t>
       </w:r>
       <w:r>
         <w:rPr>
           <w:lang w:val="en-AU" w:eastAsia="zh-CN"/>
         </w:rPr>
-        <w:t>ing</w:t>
-      </w:r>
-      <w:r>
-        <w:rPr>
-          <w:lang w:val="en-AU" w:eastAsia="zh-CN"/>
-        </w:rPr>
-        <w:t xml:space="preserve"> customer satisfaction by 15% through CRM process enhancements using Odoo CRM.</w:t>
+        <w:t>ustomized Odoo websites and modules to develop a new web application, improving user engagement and client workflows.</w:t>
       </w:r>
     </w:p>
     <w:p>
       <w:pPr>
         <w:pStyle w:val="ListParagraph"/>
-        <w:widowControl/>
         <w:numPr>
           <w:ilvl w:val="0"/>
-          <w:numId w:val="19"/>
+          <w:numId w:val="21"/>
         </w:numPr>
+        <w:tabs>
+          <w:tab w:val="right" w:pos="10800"/>
+        </w:tabs>
         <w:spacing w:before="20" w:after="20"/>
         <w:rPr>
           <w:lang w:val="en-AU" w:eastAsia="zh-CN"/>
@@ -497,29 +538,19 @@
         <w:rPr>
           <w:lang w:val="en-AU" w:eastAsia="zh-CN"/>
         </w:rPr>
-        <w:t>Conduct</w:t>
-      </w:r>
-      <w:r>
-        <w:rPr>
-          <w:lang w:val="en-AU" w:eastAsia="zh-CN"/>
-        </w:rPr>
-        <w:t>ing</w:t>
-      </w:r>
-      <w:r>
-        <w:rPr>
-          <w:lang w:val="en-AU" w:eastAsia="zh-CN"/>
-        </w:rPr>
-        <w:t xml:space="preserve"> data analysis and translated business requirements into actionable user stories.</w:t>
+        <w:t>Designed and implemented new Odoo features by extending and modifying core functionalities using Python and XML, leading to a 20% increase in operational efficiency.</w:t>
       </w:r>
     </w:p>
     <w:p>
       <w:pPr>
         <w:pStyle w:val="ListParagraph"/>
-        <w:widowControl/>
         <w:numPr>
           <w:ilvl w:val="0"/>
-          <w:numId w:val="19"/>
+          <w:numId w:val="21"/>
         </w:numPr>
+        <w:tabs>
+          <w:tab w:val="right" w:pos="10800"/>
+        </w:tabs>
         <w:spacing w:before="20" w:after="20"/>
         <w:rPr>
           <w:lang w:val="en-AU" w:eastAsia="zh-CN"/>
@@ -529,75 +560,32 @@
         <w:rPr>
           <w:lang w:val="en-AU" w:eastAsia="zh-CN"/>
         </w:rPr>
-        <w:t>Configur</w:t>
+        <w:t>Collaborated with cross-functional teams to integrate the new application seamlessly with existing ERP systems</w:t>
       </w:r>
       <w:r>
         <w:rPr>
           <w:lang w:val="en-AU" w:eastAsia="zh-CN"/>
         </w:rPr>
-        <w:t>ing</w:t>
-      </w:r>
-      <w:r>
-        <w:rPr>
-          <w:lang w:val="en-AU" w:eastAsia="zh-CN"/>
-        </w:rPr>
-        <w:t xml:space="preserve"> and integrat</w:t>
-      </w:r>
-      <w:r>
-        <w:rPr>
-          <w:lang w:val="en-AU" w:eastAsia="zh-CN"/>
-        </w:rPr>
-        <w:t>ing</w:t>
-      </w:r>
-      <w:r>
-        <w:rPr>
-          <w:lang w:val="en-AU" w:eastAsia="zh-CN"/>
-        </w:rPr>
-        <w:t xml:space="preserve"> Odoo tools to improve communication, ticketing, marketing, and customer support.</w:t>
+        <w:t>.</w:t>
       </w:r>
     </w:p>
     <w:p>
       <w:pPr>
         <w:pStyle w:val="ListParagraph"/>
-        <w:widowControl/>
         <w:numPr>
           <w:ilvl w:val="0"/>
-          <w:numId w:val="19"/>
+          <w:numId w:val="21"/>
         </w:numPr>
+        <w:tabs>
+          <w:tab w:val="right" w:pos="10800"/>
+        </w:tabs>
         <w:spacing w:before="20" w:after="20"/>
+      </w:pPr>
+      <w:r>
         <w:rPr>
           <w:lang w:val="en-AU" w:eastAsia="zh-CN"/>
         </w:rPr>
-      </w:pPr>
-      <w:r>
-        <w:rPr>
-          <w:lang w:val="en-AU" w:eastAsia="zh-CN"/>
-        </w:rPr>
-        <w:t>Customiz</w:t>
-      </w:r>
-      <w:r>
-        <w:rPr>
-          <w:lang w:val="en-AU" w:eastAsia="zh-CN"/>
-        </w:rPr>
-        <w:t>ing</w:t>
-      </w:r>
-      <w:r>
-        <w:rPr>
-          <w:lang w:val="en-AU" w:eastAsia="zh-CN"/>
-        </w:rPr>
-        <w:t xml:space="preserve"> and updat</w:t>
-      </w:r>
-      <w:r>
-        <w:rPr>
-          <w:lang w:val="en-AU" w:eastAsia="zh-CN"/>
-        </w:rPr>
-        <w:t>ing</w:t>
-      </w:r>
-      <w:r>
-        <w:rPr>
-          <w:lang w:val="en-AU" w:eastAsia="zh-CN"/>
-        </w:rPr>
-        <w:t xml:space="preserve"> the Odoo POS system for efficient stock management and accurate pricing</w:t>
+        <w:t>Optimized Odoo website performance by refining Python code and SQL queries, resulting in a 25% improvement in load times and user experience.</w:t>
       </w:r>
     </w:p>
     <w:p>
@@ -944,33 +932,34 @@
         <w:spacing w:before="20" w:after="20"/>
         <w:rPr>
           <w:bCs/>
-        </w:rPr>
-      </w:pPr>
+          <w:sz w:val="24"/>
+          <w:szCs w:val="24"/>
+        </w:rPr>
+      </w:pPr>
+      <w:r>
+        <w:rPr>
+          <w:b/>
+          <w:bCs/>
+          <w:sz w:val="24"/>
+          <w:szCs w:val="24"/>
+        </w:rPr>
+        <w:t>Carina Eye Care Website Migration</w:t>
+      </w:r>
       <w:r>
         <w:rPr>
           <w:b/>
           <w:sz w:val="24"/>
           <w:szCs w:val="24"/>
         </w:rPr>
-        <w:t>Shortest Path Algorithm for Material Transportation</w:t>
-      </w:r>
-      <w:r>
-        <w:rPr>
-          <w:b/>
-        </w:rPr>
         <w:t xml:space="preserve">, </w:t>
       </w:r>
       <w:r>
         <w:rPr>
           <w:bCs/>
-        </w:rPr>
-        <w:t>Team of 7</w:t>
-      </w:r>
-      <w:r>
-        <w:rPr>
-          <w:bCs/>
-        </w:rPr>
-        <w:t>, Client: ATSYS</w:t>
+          <w:sz w:val="24"/>
+          <w:szCs w:val="24"/>
+        </w:rPr>
+        <w:t>Team of 3, Client: Carina Eye Care</w:t>
       </w:r>
     </w:p>
     <w:p>
@@ -989,7 +978,18 @@
         </w:rPr>
       </w:pPr>
       <w:r>
-        <w:t>Developed a SQL-based shortest path algorithm for optimized material transport, addressing inefficiencies in industrial logistics and boosting overall efficiency by 30%.</w:t>
+        <w:t>Led the migration of an outdated website to a modern platform to enhance user experience and maintainabilit</w:t>
+      </w:r>
+      <w:r>
+        <w:t xml:space="preserve">y using Next.js and </w:t>
+      </w:r>
+      <w:proofErr w:type="spellStart"/>
+      <w:r>
+        <w:t>TypeScirpt</w:t>
+      </w:r>
+      <w:proofErr w:type="spellEnd"/>
+      <w:r>
+        <w:t>.</w:t>
       </w:r>
     </w:p>
     <w:p>
@@ -1008,35 +1008,45 @@
         </w:rPr>
       </w:pPr>
       <w:r>
-        <w:t>Mapped factory layout into a graph using node tables and edge tables in MSSQL; documented and implemented SQL functions to compute five shortest paths using Neo4J.</w:t>
+        <w:t xml:space="preserve">Conducted meetings with the client to gather and document requirements, developed a technology proposal, and presented it for approval. </w:t>
       </w:r>
     </w:p>
     <w:p>
       <w:pPr>
-        <w:pStyle w:val="ListParagraph"/>
+        <w:pStyle w:val="NormalWeb"/>
         <w:numPr>
           <w:ilvl w:val="0"/>
           <w:numId w:val="14"/>
         </w:numPr>
-        <w:tabs>
-          <w:tab w:val="right" w:pos="10800"/>
-        </w:tabs>
-        <w:spacing w:before="20" w:after="20"/>
-        <w:rPr>
-          <w:bCs/>
-        </w:rPr>
-      </w:pPr>
-      <w:r>
-        <w:t>Achieved a 40% reduction in material transportation time through the application of the optimized shortest path</w:t>
-      </w:r>
-      <w:r>
-        <w:t xml:space="preserve"> </w:t>
-      </w:r>
-      <w:r>
-        <w:t>algorithm</w:t>
-      </w:r>
-      <w:r>
-        <w:t>.</w:t>
+      </w:pPr>
+      <w:r>
+        <w:t xml:space="preserve">Organized and assigned tasks to team members, tracked project progress, and facilitated weekly retrospective meetings with the client to ensure alignment. </w:t>
+      </w:r>
+    </w:p>
+    <w:p>
+      <w:pPr>
+        <w:pStyle w:val="NormalWeb"/>
+        <w:numPr>
+          <w:ilvl w:val="0"/>
+          <w:numId w:val="14"/>
+        </w:numPr>
+      </w:pPr>
+      <w:r>
+        <w:rPr>
+          <w:rStyle w:val="Strong"/>
+        </w:rPr>
+        <w:t>Technologies Used:</w:t>
+      </w:r>
+      <w:r>
+        <w:t xml:space="preserve"> Next.js, </w:t>
+      </w:r>
+      <w:proofErr w:type="spellStart"/>
+      <w:r>
+        <w:t>Storyblok</w:t>
+      </w:r>
+      <w:proofErr w:type="spellEnd"/>
+      <w:r>
+        <w:t xml:space="preserve"> (Headless CMS), TypeScript</w:t>
       </w:r>
     </w:p>
     <w:p>
@@ -1077,10 +1087,78 @@
       <w:r>
         <w:rPr>
           <w:rFonts w:eastAsiaTheme="minorEastAsia"/>
+          <w:b/>
+          <w:bCs/>
           <w:color w:val="000000" w:themeColor="text1"/>
           <w:lang w:val="en-GB"/>
         </w:rPr>
-        <w:t>Python, C, C++, HTML5, CSS, JavaScript, Nodejs, SQL, MySQL, MSSQL.</w:t>
+        <w:t>Language</w:t>
+      </w:r>
+      <w:r>
+        <w:rPr>
+          <w:rFonts w:eastAsiaTheme="minorEastAsia"/>
+          <w:b/>
+          <w:bCs/>
+          <w:color w:val="000000" w:themeColor="text1"/>
+          <w:lang w:val="en-GB"/>
+        </w:rPr>
+        <w:t>s</w:t>
+      </w:r>
+      <w:r>
+        <w:rPr>
+          <w:rFonts w:eastAsiaTheme="minorEastAsia"/>
+          <w:color w:val="000000" w:themeColor="text1"/>
+          <w:lang w:val="en-GB"/>
+        </w:rPr>
+        <w:t xml:space="preserve">: </w:t>
+      </w:r>
+      <w:r>
+        <w:rPr>
+          <w:rFonts w:eastAsiaTheme="minorEastAsia"/>
+          <w:color w:val="000000" w:themeColor="text1"/>
+          <w:lang w:val="en-GB"/>
+        </w:rPr>
+        <w:t>Python, C, C++</w:t>
+      </w:r>
+      <w:r>
+        <w:rPr>
+          <w:rFonts w:eastAsiaTheme="minorEastAsia"/>
+          <w:color w:val="000000" w:themeColor="text1"/>
+          <w:lang w:val="en-GB"/>
+        </w:rPr>
+        <w:t>, C#</w:t>
+      </w:r>
+      <w:r>
+        <w:rPr>
+          <w:rFonts w:eastAsiaTheme="minorEastAsia"/>
+          <w:color w:val="000000" w:themeColor="text1"/>
+          <w:lang w:val="en-GB"/>
+        </w:rPr>
+        <w:t>, HTML5, CSS,</w:t>
+      </w:r>
+      <w:r>
+        <w:rPr>
+          <w:rFonts w:eastAsiaTheme="minorEastAsia"/>
+          <w:color w:val="000000" w:themeColor="text1"/>
+          <w:lang w:val="en-GB"/>
+        </w:rPr>
+        <w:t xml:space="preserve"> </w:t>
+      </w:r>
+      <w:r>
+        <w:rPr>
+          <w:rFonts w:eastAsiaTheme="minorEastAsia"/>
+          <w:color w:val="000000" w:themeColor="text1"/>
+          <w:lang w:val="en-GB"/>
+        </w:rPr>
+        <w:t>JavaScript</w:t>
+      </w:r>
+      <w:r>
+        <w:rPr>
+          <w:rFonts w:eastAsiaTheme="minorEastAsia"/>
+          <w:color w:val="000000" w:themeColor="text1"/>
+          <w:lang w:val="en-GB"/>
+        </w:rPr>
+        <w:t xml:space="preserve"> </w:t>
       </w:r>
     </w:p>
     <w:p>
@@ -1094,33 +1172,63 @@
           <w:tab w:val="left" w:pos="279"/>
         </w:tabs>
         <w:spacing w:before="20" w:after="20"/>
-        <w:rPr>
-          <w:lang w:val="vi-VN"/>
-        </w:rPr>
-      </w:pPr>
-      <w:r>
-        <w:rPr>
-          <w:lang w:val="en-AU"/>
-        </w:rPr>
-        <w:t xml:space="preserve">Microsoft Office (Word, Excel, PowerPoint), Python (pandas, </w:t>
-      </w:r>
-      <w:r>
-        <w:rPr>
-          <w:lang w:val="en-AU"/>
-        </w:rPr>
-        <w:t>NumPy</w:t>
-      </w:r>
-      <w:r>
-        <w:rPr>
-          <w:lang w:val="en-AU"/>
-        </w:rPr>
-        <w:t>)</w:t>
-      </w:r>
-      <w:r>
-        <w:rPr>
-          <w:lang w:val="en-AU"/>
-        </w:rPr>
-        <w:t>, Docker</w:t>
+      </w:pPr>
+      <w:r>
+        <w:rPr>
+          <w:rFonts w:eastAsiaTheme="minorEastAsia"/>
+          <w:b/>
+          <w:bCs/>
+          <w:color w:val="000000" w:themeColor="text1"/>
+        </w:rPr>
+        <w:t>Framework</w:t>
+      </w:r>
+      <w:r>
+        <w:rPr>
+          <w:rFonts w:eastAsiaTheme="minorEastAsia"/>
+          <w:b/>
+          <w:bCs/>
+          <w:color w:val="000000" w:themeColor="text1"/>
+        </w:rPr>
+        <w:t>s</w:t>
+      </w:r>
+      <w:r>
+        <w:rPr>
+          <w:rFonts w:eastAsiaTheme="minorEastAsia"/>
+          <w:color w:val="000000" w:themeColor="text1"/>
+        </w:rPr>
+        <w:t xml:space="preserve">: </w:t>
+      </w:r>
+      <w:r>
+        <w:rPr>
+          <w:rFonts w:eastAsiaTheme="minorEastAsia"/>
+          <w:color w:val="000000" w:themeColor="text1"/>
+          <w:lang w:val="en-GB"/>
+        </w:rPr>
+        <w:t>Node</w:t>
+      </w:r>
+      <w:r>
+        <w:rPr>
+          <w:rFonts w:eastAsiaTheme="minorEastAsia"/>
+          <w:color w:val="000000" w:themeColor="text1"/>
+          <w:lang w:val="en-GB"/>
+        </w:rPr>
+        <w:t>J</w:t>
+      </w:r>
+      <w:r>
+        <w:rPr>
+          <w:rFonts w:eastAsiaTheme="minorEastAsia"/>
+          <w:color w:val="000000" w:themeColor="text1"/>
+          <w:lang w:val="en-GB"/>
+        </w:rPr>
+        <w:t>S</w:t>
+      </w:r>
+      <w:r>
+        <w:rPr>
+          <w:rFonts w:eastAsiaTheme="minorEastAsia"/>
+          <w:color w:val="000000" w:themeColor="text1"/>
+          <w:lang w:val="en-GB"/>
+        </w:rPr>
+        <w:t>, ReactJs, Angular</w:t>
       </w:r>
     </w:p>
     <w:p>
@@ -1134,15 +1242,21 @@
           <w:tab w:val="left" w:pos="279"/>
         </w:tabs>
         <w:spacing w:before="20" w:after="20"/>
-        <w:rPr>
-          <w:lang w:val="vi-VN"/>
-        </w:rPr>
-      </w:pPr>
-      <w:r>
-        <w:rPr>
-          <w:lang w:val="en-AU"/>
-        </w:rPr>
-        <w:t>Asana, GitHub, Jira</w:t>
+      </w:pPr>
+      <w:r>
+        <w:rPr>
+          <w:rFonts w:eastAsiaTheme="minorEastAsia"/>
+          <w:b/>
+          <w:bCs/>
+          <w:color w:val="000000" w:themeColor="text1"/>
+        </w:rPr>
+        <w:t>Platform</w:t>
+      </w:r>
+      <w:r>
+        <w:t>:</w:t>
+      </w:r>
+      <w:r>
+        <w:t xml:space="preserve"> Window, Mac, Linux</w:t>
       </w:r>
     </w:p>
     <w:p>
@@ -1159,9 +1273,27 @@
       </w:pPr>
       <w:r>
         <w:rPr>
-          <w:lang w:val="en-AU"/>
-        </w:rPr>
-        <w:t>Odoo, POS System</w:t>
+          <w:rFonts w:eastAsiaTheme="minorEastAsia"/>
+          <w:b/>
+          <w:bCs/>
+          <w:color w:val="000000" w:themeColor="text1"/>
+        </w:rPr>
+        <w:t>Database</w:t>
+      </w:r>
+      <w:r>
+        <w:rPr>
+          <w:rFonts w:eastAsiaTheme="minorEastAsia"/>
+          <w:color w:val="000000" w:themeColor="text1"/>
+        </w:rPr>
+        <w:t xml:space="preserve">: </w:t>
+      </w:r>
+      <w:r>
+        <w:rPr>
+          <w:rFonts w:eastAsiaTheme="minorEastAsia"/>
+          <w:color w:val="000000" w:themeColor="text1"/>
+          <w:lang w:val="en-GB"/>
+        </w:rPr>
+        <w:t>SQL, MySQL, MSSQL.</w:t>
       </w:r>
     </w:p>
     <w:p>
@@ -1178,44 +1310,59 @@
       </w:pPr>
       <w:r>
         <w:rPr>
-          <w:lang w:val="en-AU"/>
-        </w:rPr>
-        <w:t>Vietnamese, English</w:t>
-      </w:r>
-      <w:bookmarkStart w:id="1" w:name="_h2v56et7ofq0" w:colFirst="0" w:colLast="0"/>
-      <w:bookmarkEnd w:id="1"/>
-      <w:r>
-        <w:tab/>
+          <w:rFonts w:eastAsiaTheme="minorEastAsia"/>
+          <w:b/>
+          <w:bCs/>
+          <w:color w:val="000000" w:themeColor="text1"/>
+          <w:lang w:val="en-GB"/>
+        </w:rPr>
+        <w:t>Tools</w:t>
+      </w:r>
+      <w:r>
+        <w:rPr>
+          <w:rFonts w:eastAsiaTheme="minorEastAsia"/>
+          <w:color w:val="000000" w:themeColor="text1"/>
+          <w:lang w:val="en-GB"/>
+        </w:rPr>
+        <w:t>: AWS, Docker, GitHub, Asana, Postman</w:t>
       </w:r>
     </w:p>
     <w:p>
       <w:pPr>
+        <w:pStyle w:val="ListParagraph"/>
+        <w:numPr>
+          <w:ilvl w:val="0"/>
+          <w:numId w:val="16"/>
+        </w:numPr>
         <w:tabs>
           <w:tab w:val="left" w:pos="279"/>
         </w:tabs>
         <w:spacing w:before="20" w:after="20"/>
       </w:pPr>
+      <w:r>
+        <w:rPr>
+          <w:b/>
+          <w:bCs/>
+          <w:lang w:val="en-AU"/>
+        </w:rPr>
+        <w:t>ERP</w:t>
+      </w:r>
+      <w:r>
+        <w:rPr>
+          <w:lang w:val="en-AU"/>
+        </w:rPr>
+        <w:t xml:space="preserve">: </w:t>
+      </w:r>
+      <w:r>
+        <w:rPr>
+          <w:lang w:val="en-AU"/>
+        </w:rPr>
+        <w:t>Odoo</w:t>
+      </w:r>
+      <w:bookmarkStart w:id="1" w:name="_h2v56et7ofq0" w:colFirst="0" w:colLast="0"/>
       <w:bookmarkStart w:id="2" w:name="_rw5lhlyzszgh" w:colFirst="0" w:colLast="0"/>
+      <w:bookmarkEnd w:id="1"/>
       <w:bookmarkEnd w:id="2"/>
-    </w:p>
-    <w:p>
-      <w:pPr>
-        <w:pBdr>
-          <w:between w:val="single" w:sz="4" w:space="1" w:color="auto"/>
-        </w:pBdr>
-        <w:tabs>
-          <w:tab w:val="left" w:pos="279"/>
-        </w:tabs>
-        <w:spacing w:before="20" w:after="20"/>
-      </w:pPr>
-    </w:p>
-    <w:p>
-      <w:pPr>
-        <w:tabs>
-          <w:tab w:val="left" w:pos="279"/>
-        </w:tabs>
-        <w:spacing w:before="20" w:after="20"/>
-      </w:pPr>
     </w:p>
     <w:sectPr>
       <w:type w:val="continuous"/>
@@ -1227,6 +1374,44 @@
 </w:document>
 </file>
 
+<file path=word/endnotes.xml><?xml version="1.0" encoding="utf-8"?>
+<w:endnotes xmlns:wpc="http://schemas.microsoft.com/office/word/2010/wordprocessingCanvas" xmlns:cx="http://schemas.microsoft.com/office/drawing/2014/chartex" xmlns:cx1="http://schemas.microsoft.com/office/drawing/2015/9/8/chartex" xmlns:cx2="http://schemas.microsoft.com/office/drawing/2015/10/21/chartex" xmlns:cx3="http://schemas.microsoft.com/office/drawing/2016/5/9/chartex" xmlns:cx4="http://schemas.microsoft.com/office/drawing/2016/5/10/chartex" xmlns:cx5="http://schemas.microsoft.com/office/drawing/2016/5/11/chartex" xmlns:cx6="http://schemas.microsoft.com/office/drawing/2016/5/12/chartex" xmlns:cx7="http://schemas.microsoft.com/office/drawing/2016/5/13/chartex" xmlns:cx8="http://schemas.microsoft.com/office/drawing/2016/5/14/chartex" xmlns:mc="http://schemas.openxmlformats.org/markup-compatibility/2006" xmlns:aink="http://schemas.microsoft.com/office/drawing/2016/ink" xmlns:am3d="http://schemas.microsoft.com/office/drawing/2017/model3d" xmlns:o="urn:schemas-microsoft-com:office:office" xmlns:oel="http://schemas.microsoft.com/office/2019/extlst" xmlns:r="http://schemas.openxmlformats.org/officeDocument/2006/relationships" xmlns:m="http://schemas.openxmlformats.org/officeDocument/2006/math" xmlns:v="urn:schemas-microsoft-com:vml" xmlns:wp14="http://schemas.microsoft.com/office/word/2010/wordprocessingDrawing" xmlns:wp="http://schemas.openxmlformats.org/drawingml/2006/wordprocessingDrawing" xmlns:w10="urn:schemas-microsoft-com:office:word" xmlns:w="http://schemas.openxmlformats.org/wordprocessingml/2006/main" xmlns:w14="http://schemas.microsoft.com/office/word/2010/wordml" xmlns:w15="http://schemas.microsoft.com/office/word/2012/wordml" xmlns:w16cex="http://schemas.microsoft.com/office/word/2018/wordml/cex" xmlns:w16cid="http://schemas.microsoft.com/office/word/2016/wordml/cid" xmlns:w16="http://schemas.microsoft.com/office/word/2018/wordml" xmlns:w16du="http://schemas.microsoft.com/office/word/2023/wordml/word16du" xmlns:w16sdtdh="http://schemas.microsoft.com/office/word/2020/wordml/sdtdatahash" xmlns:w16se="http://schemas.microsoft.com/office/word/2015/wordml/symex" xmlns:wpg="http://schemas.microsoft.com/office/word/2010/wordprocessingGroup" xmlns:wpi="http://schemas.microsoft.com/office/word/2010/wordprocessingInk" xmlns:wne="http://schemas.microsoft.com/office/word/2006/wordml" xmlns:wps="http://schemas.microsoft.com/office/word/2010/wordprocessingShape" mc:Ignorable="w14 w15 w16se w16cid w16 w16cex w16sdtdh w16du wp14">
+  <w:endnote w:type="separator" w:id="-1">
+    <w:p>
+      <w:r>
+        <w:separator/>
+      </w:r>
+    </w:p>
+  </w:endnote>
+  <w:endnote w:type="continuationSeparator" w:id="0">
+    <w:p>
+      <w:r>
+        <w:continuationSeparator/>
+      </w:r>
+    </w:p>
+  </w:endnote>
+</w:endnotes>
+</file>
+
+<file path=word/footnotes.xml><?xml version="1.0" encoding="utf-8"?>
+<w:footnotes xmlns:wpc="http://schemas.microsoft.com/office/word/2010/wordprocessingCanvas" xmlns:cx="http://schemas.microsoft.com/office/drawing/2014/chartex" xmlns:cx1="http://schemas.microsoft.com/office/drawing/2015/9/8/chartex" xmlns:cx2="http://schemas.microsoft.com/office/drawing/2015/10/21/chartex" xmlns:cx3="http://schemas.microsoft.com/office/drawing/2016/5/9/chartex" xmlns:cx4="http://schemas.microsoft.com/office/drawing/2016/5/10/chartex" xmlns:cx5="http://schemas.microsoft.com/office/drawing/2016/5/11/chartex" xmlns:cx6="http://schemas.microsoft.com/office/drawing/2016/5/12/chartex" xmlns:cx7="http://schemas.microsoft.com/office/drawing/2016/5/13/chartex" xmlns:cx8="http://schemas.microsoft.com/office/drawing/2016/5/14/chartex" xmlns:mc="http://schemas.openxmlformats.org/markup-compatibility/2006" xmlns:aink="http://schemas.microsoft.com/office/drawing/2016/ink" xmlns:am3d="http://schemas.microsoft.com/office/drawing/2017/model3d" xmlns:o="urn:schemas-microsoft-com:office:office" xmlns:oel="http://schemas.microsoft.com/office/2019/extlst" xmlns:r="http://schemas.openxmlformats.org/officeDocument/2006/relationships" xmlns:m="http://schemas.openxmlformats.org/officeDocument/2006/math" xmlns:v="urn:schemas-microsoft-com:vml" xmlns:wp14="http://schemas.microsoft.com/office/word/2010/wordprocessingDrawing" xmlns:wp="http://schemas.openxmlformats.org/drawingml/2006/wordprocessingDrawing" xmlns:w10="urn:schemas-microsoft-com:office:word" xmlns:w="http://schemas.openxmlformats.org/wordprocessingml/2006/main" xmlns:w14="http://schemas.microsoft.com/office/word/2010/wordml" xmlns:w15="http://schemas.microsoft.com/office/word/2012/wordml" xmlns:w16cex="http://schemas.microsoft.com/office/word/2018/wordml/cex" xmlns:w16cid="http://schemas.microsoft.com/office/word/2016/wordml/cid" xmlns:w16="http://schemas.microsoft.com/office/word/2018/wordml" xmlns:w16du="http://schemas.microsoft.com/office/word/2023/wordml/word16du" xmlns:w16sdtdh="http://schemas.microsoft.com/office/word/2020/wordml/sdtdatahash" xmlns:w16se="http://schemas.microsoft.com/office/word/2015/wordml/symex" xmlns:wpg="http://schemas.microsoft.com/office/word/2010/wordprocessingGroup" xmlns:wpi="http://schemas.microsoft.com/office/word/2010/wordprocessingInk" xmlns:wne="http://schemas.microsoft.com/office/word/2006/wordml" xmlns:wps="http://schemas.microsoft.com/office/word/2010/wordprocessingShape" mc:Ignorable="w14 w15 w16se w16cid w16 w16cex w16sdtdh w16du wp14">
+  <w:footnote w:type="separator" w:id="-1">
+    <w:p>
+      <w:r>
+        <w:separator/>
+      </w:r>
+    </w:p>
+  </w:footnote>
+  <w:footnote w:type="continuationSeparator" w:id="0">
+    <w:p>
+      <w:r>
+        <w:continuationSeparator/>
+      </w:r>
+    </w:p>
+  </w:footnote>
+</w:footnotes>
+</file>
+
 <file path=word/numbering.xml><?xml version="1.0" encoding="utf-8"?>
 <w:numbering xmlns:wpc="http://schemas.microsoft.com/office/word/2010/wordprocessingCanvas" xmlns:cx="http://schemas.microsoft.com/office/drawing/2014/chartex" xmlns:cx1="http://schemas.microsoft.com/office/drawing/2015/9/8/chartex" xmlns:cx2="http://schemas.microsoft.com/office/drawing/2015/10/21/chartex" xmlns:cx3="http://schemas.microsoft.com/office/drawing/2016/5/9/chartex" xmlns:cx4="http://schemas.microsoft.com/office/drawing/2016/5/10/chartex" xmlns:cx5="http://schemas.microsoft.com/office/drawing/2016/5/11/chartex" xmlns:cx6="http://schemas.microsoft.com/office/drawing/2016/5/12/chartex" xmlns:cx7="http://schemas.microsoft.com/office/drawing/2016/5/13/chartex" xmlns:cx8="http://schemas.microsoft.com/office/drawing/2016/5/14/chartex" xmlns:mc="http://schemas.openxmlformats.org/markup-compatibility/2006" xmlns:aink="http://schemas.microsoft.com/office/drawing/2016/ink" xmlns:am3d="http://schemas.microsoft.com/office/drawing/2017/model3d" xmlns:o="urn:schemas-microsoft-com:office:office" xmlns:oel="http://schemas.microsoft.com/office/2019/extlst" xmlns:r="http://schemas.openxmlformats.org/officeDocument/2006/relationships" xmlns:m="http://schemas.openxmlformats.org/officeDocument/2006/math" xmlns:v="urn:schemas-microsoft-com:vml" xmlns:wp14="http://schemas.microsoft.com/office/word/2010/wordprocessingDrawing" xmlns:wp="http://schemas.openxmlformats.org/drawingml/2006/wordprocessingDrawing" xmlns:w10="urn:schemas-microsoft-com:office:word" xmlns:w="http://schemas.openxmlformats.org/wordprocessingml/2006/main" xmlns:w14="http://schemas.microsoft.com/office/word/2010/wordml" xmlns:w15="http://schemas.microsoft.com/office/word/2012/wordml" xmlns:w16cex="http://schemas.microsoft.com/office/word/2018/wordml/cex" xmlns:w16cid="http://schemas.microsoft.com/office/word/2016/wordml/cid" xmlns:w16="http://schemas.microsoft.com/office/word/2018/wordml" xmlns:w16du="http://schemas.microsoft.com/office/word/2023/wordml/word16du" xmlns:w16sdtdh="http://schemas.microsoft.com/office/word/2020/wordml/sdtdatahash" xmlns:w16se="http://schemas.microsoft.com/office/word/2015/wordml/symex" xmlns:wpg="http://schemas.microsoft.com/office/word/2010/wordprocessingGroup" xmlns:wpi="http://schemas.microsoft.com/office/word/2010/wordprocessingInk" xmlns:wne="http://schemas.microsoft.com/office/word/2006/wordml" xmlns:wps="http://schemas.microsoft.com/office/word/2010/wordprocessingShape" mc:Ignorable="w14 w15 w16se w16cid w16 w16cex w16sdtdh w16du wp14">
   <w:abstractNum w:abstractNumId="0" w15:restartNumberingAfterBreak="0">
@@ -1343,6 +1528,268 @@
     </w:lvl>
   </w:abstractNum>
   <w:abstractNum w:abstractNumId="1" w15:restartNumberingAfterBreak="0">
+    <w:nsid w:val="114960C2"/>
+    <w:multiLevelType w:val="hybridMultilevel"/>
+    <w:tmpl w:val="89609B94"/>
+    <w:lvl w:ilvl="0" w:tplc="08090001">
+      <w:start w:val="1"/>
+      <w:numFmt w:val="bullet"/>
+      <w:lvlText w:val=""/>
+      <w:lvlJc w:val="left"/>
+      <w:pPr>
+        <w:ind w:left="720" w:hanging="360"/>
+      </w:pPr>
+      <w:rPr>
+        <w:rFonts w:ascii="Symbol" w:hAnsi="Symbol" w:hint="default"/>
+      </w:rPr>
+    </w:lvl>
+    <w:lvl w:ilvl="1" w:tplc="08090003" w:tentative="1">
+      <w:start w:val="1"/>
+      <w:numFmt w:val="bullet"/>
+      <w:lvlText w:val="o"/>
+      <w:lvlJc w:val="left"/>
+      <w:pPr>
+        <w:ind w:left="1440" w:hanging="360"/>
+      </w:pPr>
+      <w:rPr>
+        <w:rFonts w:ascii="Courier New" w:hAnsi="Courier New" w:cs="Courier New" w:hint="default"/>
+      </w:rPr>
+    </w:lvl>
+    <w:lvl w:ilvl="2" w:tplc="08090005" w:tentative="1">
+      <w:start w:val="1"/>
+      <w:numFmt w:val="bullet"/>
+      <w:lvlText w:val=""/>
+      <w:lvlJc w:val="left"/>
+      <w:pPr>
+        <w:ind w:left="2160" w:hanging="360"/>
+      </w:pPr>
+      <w:rPr>
+        <w:rFonts w:ascii="Wingdings" w:hAnsi="Wingdings" w:hint="default"/>
+      </w:rPr>
+    </w:lvl>
+    <w:lvl w:ilvl="3" w:tplc="08090001" w:tentative="1">
+      <w:start w:val="1"/>
+      <w:numFmt w:val="bullet"/>
+      <w:lvlText w:val=""/>
+      <w:lvlJc w:val="left"/>
+      <w:pPr>
+        <w:ind w:left="2880" w:hanging="360"/>
+      </w:pPr>
+      <w:rPr>
+        <w:rFonts w:ascii="Symbol" w:hAnsi="Symbol" w:hint="default"/>
+      </w:rPr>
+    </w:lvl>
+    <w:lvl w:ilvl="4" w:tplc="08090003" w:tentative="1">
+      <w:start w:val="1"/>
+      <w:numFmt w:val="bullet"/>
+      <w:lvlText w:val="o"/>
+      <w:lvlJc w:val="left"/>
+      <w:pPr>
+        <w:ind w:left="3600" w:hanging="360"/>
+      </w:pPr>
+      <w:rPr>
+        <w:rFonts w:ascii="Courier New" w:hAnsi="Courier New" w:cs="Courier New" w:hint="default"/>
+      </w:rPr>
+    </w:lvl>
+    <w:lvl w:ilvl="5" w:tplc="08090005" w:tentative="1">
+      <w:start w:val="1"/>
+      <w:numFmt w:val="bullet"/>
+      <w:lvlText w:val=""/>
+      <w:lvlJc w:val="left"/>
+      <w:pPr>
+        <w:ind w:left="4320" w:hanging="360"/>
+      </w:pPr>
+      <w:rPr>
+        <w:rFonts w:ascii="Wingdings" w:hAnsi="Wingdings" w:hint="default"/>
+      </w:rPr>
+    </w:lvl>
+    <w:lvl w:ilvl="6" w:tplc="08090001" w:tentative="1">
+      <w:start w:val="1"/>
+      <w:numFmt w:val="bullet"/>
+      <w:lvlText w:val=""/>
+      <w:lvlJc w:val="left"/>
+      <w:pPr>
+        <w:ind w:left="5040" w:hanging="360"/>
+      </w:pPr>
+      <w:rPr>
+        <w:rFonts w:ascii="Symbol" w:hAnsi="Symbol" w:hint="default"/>
+      </w:rPr>
+    </w:lvl>
+    <w:lvl w:ilvl="7" w:tplc="08090003" w:tentative="1">
+      <w:start w:val="1"/>
+      <w:numFmt w:val="bullet"/>
+      <w:lvlText w:val="o"/>
+      <w:lvlJc w:val="left"/>
+      <w:pPr>
+        <w:ind w:left="5760" w:hanging="360"/>
+      </w:pPr>
+      <w:rPr>
+        <w:rFonts w:ascii="Courier New" w:hAnsi="Courier New" w:cs="Courier New" w:hint="default"/>
+      </w:rPr>
+    </w:lvl>
+    <w:lvl w:ilvl="8" w:tplc="08090005" w:tentative="1">
+      <w:start w:val="1"/>
+      <w:numFmt w:val="bullet"/>
+      <w:lvlText w:val=""/>
+      <w:lvlJc w:val="left"/>
+      <w:pPr>
+        <w:ind w:left="6480" w:hanging="360"/>
+      </w:pPr>
+      <w:rPr>
+        <w:rFonts w:ascii="Wingdings" w:hAnsi="Wingdings" w:hint="default"/>
+      </w:rPr>
+    </w:lvl>
+  </w:abstractNum>
+  <w:abstractNum w:abstractNumId="2" w15:restartNumberingAfterBreak="0">
+    <w:nsid w:val="1AB55246"/>
+    <w:multiLevelType w:val="multilevel"/>
+    <w:tmpl w:val="221CFD5C"/>
+    <w:lvl w:ilvl="0">
+      <w:start w:val="1"/>
+      <w:numFmt w:val="bullet"/>
+      <w:lvlText w:val=""/>
+      <w:lvlJc w:val="left"/>
+      <w:pPr>
+        <w:tabs>
+          <w:tab w:val="num" w:pos="720"/>
+        </w:tabs>
+        <w:ind w:left="720" w:hanging="360"/>
+      </w:pPr>
+      <w:rPr>
+        <w:rFonts w:ascii="Symbol" w:hAnsi="Symbol" w:hint="default"/>
+        <w:sz w:val="20"/>
+      </w:rPr>
+    </w:lvl>
+    <w:lvl w:ilvl="1" w:tentative="1">
+      <w:start w:val="1"/>
+      <w:numFmt w:val="bullet"/>
+      <w:lvlText w:val="o"/>
+      <w:lvlJc w:val="left"/>
+      <w:pPr>
+        <w:tabs>
+          <w:tab w:val="num" w:pos="1440"/>
+        </w:tabs>
+        <w:ind w:left="1440" w:hanging="360"/>
+      </w:pPr>
+      <w:rPr>
+        <w:rFonts w:ascii="Courier New" w:hAnsi="Courier New" w:hint="default"/>
+        <w:sz w:val="20"/>
+      </w:rPr>
+    </w:lvl>
+    <w:lvl w:ilvl="2" w:tentative="1">
+      <w:start w:val="1"/>
+      <w:numFmt w:val="bullet"/>
+      <w:lvlText w:val=""/>
+      <w:lvlJc w:val="left"/>
+      <w:pPr>
+        <w:tabs>
+          <w:tab w:val="num" w:pos="2160"/>
+        </w:tabs>
+        <w:ind w:left="2160" w:hanging="360"/>
+      </w:pPr>
+      <w:rPr>
+        <w:rFonts w:ascii="Wingdings" w:hAnsi="Wingdings" w:hint="default"/>
+        <w:sz w:val="20"/>
+      </w:rPr>
+    </w:lvl>
+    <w:lvl w:ilvl="3" w:tentative="1">
+      <w:start w:val="1"/>
+      <w:numFmt w:val="bullet"/>
+      <w:lvlText w:val=""/>
+      <w:lvlJc w:val="left"/>
+      <w:pPr>
+        <w:tabs>
+          <w:tab w:val="num" w:pos="2880"/>
+        </w:tabs>
+        <w:ind w:left="2880" w:hanging="360"/>
+      </w:pPr>
+      <w:rPr>
+        <w:rFonts w:ascii="Wingdings" w:hAnsi="Wingdings" w:hint="default"/>
+        <w:sz w:val="20"/>
+      </w:rPr>
+    </w:lvl>
+    <w:lvl w:ilvl="4" w:tentative="1">
+      <w:start w:val="1"/>
+      <w:numFmt w:val="bullet"/>
+      <w:lvlText w:val=""/>
+      <w:lvlJc w:val="left"/>
+      <w:pPr>
+        <w:tabs>
+          <w:tab w:val="num" w:pos="3600"/>
+        </w:tabs>
+        <w:ind w:left="3600" w:hanging="360"/>
+      </w:pPr>
+      <w:rPr>
+        <w:rFonts w:ascii="Wingdings" w:hAnsi="Wingdings" w:hint="default"/>
+        <w:sz w:val="20"/>
+      </w:rPr>
+    </w:lvl>
+    <w:lvl w:ilvl="5" w:tentative="1">
+      <w:start w:val="1"/>
+      <w:numFmt w:val="bullet"/>
+      <w:lvlText w:val=""/>
+      <w:lvlJc w:val="left"/>
+      <w:pPr>
+        <w:tabs>
+          <w:tab w:val="num" w:pos="4320"/>
+        </w:tabs>
+        <w:ind w:left="4320" w:hanging="360"/>
+      </w:pPr>
+      <w:rPr>
+        <w:rFonts w:ascii="Wingdings" w:hAnsi="Wingdings" w:hint="default"/>
+        <w:sz w:val="20"/>
+      </w:rPr>
+    </w:lvl>
+    <w:lvl w:ilvl="6" w:tentative="1">
+      <w:start w:val="1"/>
+      <w:numFmt w:val="bullet"/>
+      <w:lvlText w:val=""/>
+      <w:lvlJc w:val="left"/>
+      <w:pPr>
+        <w:tabs>
+          <w:tab w:val="num" w:pos="5040"/>
+        </w:tabs>
+        <w:ind w:left="5040" w:hanging="360"/>
+      </w:pPr>
+      <w:rPr>
+        <w:rFonts w:ascii="Wingdings" w:hAnsi="Wingdings" w:hint="default"/>
+        <w:sz w:val="20"/>
+      </w:rPr>
+    </w:lvl>
+    <w:lvl w:ilvl="7" w:tentative="1">
+      <w:start w:val="1"/>
+      <w:numFmt w:val="bullet"/>
+      <w:lvlText w:val=""/>
+      <w:lvlJc w:val="left"/>
+      <w:pPr>
+        <w:tabs>
+          <w:tab w:val="num" w:pos="5760"/>
+        </w:tabs>
+        <w:ind w:left="5760" w:hanging="360"/>
+      </w:pPr>
+      <w:rPr>
+        <w:rFonts w:ascii="Wingdings" w:hAnsi="Wingdings" w:hint="default"/>
+        <w:sz w:val="20"/>
+      </w:rPr>
+    </w:lvl>
+    <w:lvl w:ilvl="8" w:tentative="1">
+      <w:start w:val="1"/>
+      <w:numFmt w:val="bullet"/>
+      <w:lvlText w:val=""/>
+      <w:lvlJc w:val="left"/>
+      <w:pPr>
+        <w:tabs>
+          <w:tab w:val="num" w:pos="6480"/>
+        </w:tabs>
+        <w:ind w:left="6480" w:hanging="360"/>
+      </w:pPr>
+      <w:rPr>
+        <w:rFonts w:ascii="Wingdings" w:hAnsi="Wingdings" w:hint="default"/>
+        <w:sz w:val="20"/>
+      </w:rPr>
+    </w:lvl>
+  </w:abstractNum>
+  <w:abstractNum w:abstractNumId="3" w15:restartNumberingAfterBreak="0">
     <w:nsid w:val="1B0A0F3B"/>
     <w:multiLevelType w:val="hybridMultilevel"/>
     <w:tmpl w:val="24D2F68C"/>
@@ -1455,7 +1902,7 @@
       </w:rPr>
     </w:lvl>
   </w:abstractNum>
-  <w:abstractNum w:abstractNumId="2" w15:restartNumberingAfterBreak="0">
+  <w:abstractNum w:abstractNumId="4" w15:restartNumberingAfterBreak="0">
     <w:nsid w:val="1EC5318A"/>
     <w:multiLevelType w:val="hybridMultilevel"/>
     <w:tmpl w:val="6C405AFE"/>
@@ -1568,7 +2015,7 @@
       </w:rPr>
     </w:lvl>
   </w:abstractNum>
-  <w:abstractNum w:abstractNumId="3" w15:restartNumberingAfterBreak="0">
+  <w:abstractNum w:abstractNumId="5" w15:restartNumberingAfterBreak="0">
     <w:nsid w:val="2B242FEF"/>
     <w:multiLevelType w:val="hybridMultilevel"/>
     <w:tmpl w:val="26D295DC"/>
@@ -1681,7 +2128,7 @@
       </w:rPr>
     </w:lvl>
   </w:abstractNum>
-  <w:abstractNum w:abstractNumId="4" w15:restartNumberingAfterBreak="0">
+  <w:abstractNum w:abstractNumId="6" w15:restartNumberingAfterBreak="0">
     <w:nsid w:val="31AF4C7F"/>
     <w:multiLevelType w:val="hybridMultilevel"/>
     <w:tmpl w:val="D63C621C"/>
@@ -1794,7 +2241,7 @@
       </w:rPr>
     </w:lvl>
   </w:abstractNum>
-  <w:abstractNum w:abstractNumId="5" w15:restartNumberingAfterBreak="0">
+  <w:abstractNum w:abstractNumId="7" w15:restartNumberingAfterBreak="0">
     <w:nsid w:val="35897461"/>
     <w:multiLevelType w:val="hybridMultilevel"/>
     <w:tmpl w:val="C874B21E"/>
@@ -1907,7 +2354,120 @@
       </w:rPr>
     </w:lvl>
   </w:abstractNum>
-  <w:abstractNum w:abstractNumId="6" w15:restartNumberingAfterBreak="0">
+  <w:abstractNum w:abstractNumId="8" w15:restartNumberingAfterBreak="0">
+    <w:nsid w:val="37433B57"/>
+    <w:multiLevelType w:val="hybridMultilevel"/>
+    <w:tmpl w:val="702CE446"/>
+    <w:lvl w:ilvl="0" w:tplc="08090001">
+      <w:start w:val="1"/>
+      <w:numFmt w:val="bullet"/>
+      <w:lvlText w:val=""/>
+      <w:lvlJc w:val="left"/>
+      <w:pPr>
+        <w:ind w:left="720" w:hanging="360"/>
+      </w:pPr>
+      <w:rPr>
+        <w:rFonts w:ascii="Symbol" w:hAnsi="Symbol" w:hint="default"/>
+      </w:rPr>
+    </w:lvl>
+    <w:lvl w:ilvl="1" w:tplc="08090003" w:tentative="1">
+      <w:start w:val="1"/>
+      <w:numFmt w:val="bullet"/>
+      <w:lvlText w:val="o"/>
+      <w:lvlJc w:val="left"/>
+      <w:pPr>
+        <w:ind w:left="1440" w:hanging="360"/>
+      </w:pPr>
+      <w:rPr>
+        <w:rFonts w:ascii="Courier New" w:hAnsi="Courier New" w:cs="Courier New" w:hint="default"/>
+      </w:rPr>
+    </w:lvl>
+    <w:lvl w:ilvl="2" w:tplc="08090005" w:tentative="1">
+      <w:start w:val="1"/>
+      <w:numFmt w:val="bullet"/>
+      <w:lvlText w:val=""/>
+      <w:lvlJc w:val="left"/>
+      <w:pPr>
+        <w:ind w:left="2160" w:hanging="360"/>
+      </w:pPr>
+      <w:rPr>
+        <w:rFonts w:ascii="Wingdings" w:hAnsi="Wingdings" w:hint="default"/>
+      </w:rPr>
+    </w:lvl>
+    <w:lvl w:ilvl="3" w:tplc="08090001" w:tentative="1">
+      <w:start w:val="1"/>
+      <w:numFmt w:val="bullet"/>
+      <w:lvlText w:val=""/>
+      <w:lvlJc w:val="left"/>
+      <w:pPr>
+        <w:ind w:left="2880" w:hanging="360"/>
+      </w:pPr>
+      <w:rPr>
+        <w:rFonts w:ascii="Symbol" w:hAnsi="Symbol" w:hint="default"/>
+      </w:rPr>
+    </w:lvl>
+    <w:lvl w:ilvl="4" w:tplc="08090003" w:tentative="1">
+      <w:start w:val="1"/>
+      <w:numFmt w:val="bullet"/>
+      <w:lvlText w:val="o"/>
+      <w:lvlJc w:val="left"/>
+      <w:pPr>
+        <w:ind w:left="3600" w:hanging="360"/>
+      </w:pPr>
+      <w:rPr>
+        <w:rFonts w:ascii="Courier New" w:hAnsi="Courier New" w:cs="Courier New" w:hint="default"/>
+      </w:rPr>
+    </w:lvl>
+    <w:lvl w:ilvl="5" w:tplc="08090005" w:tentative="1">
+      <w:start w:val="1"/>
+      <w:numFmt w:val="bullet"/>
+      <w:lvlText w:val=""/>
+      <w:lvlJc w:val="left"/>
+      <w:pPr>
+        <w:ind w:left="4320" w:hanging="360"/>
+      </w:pPr>
+      <w:rPr>
+        <w:rFonts w:ascii="Wingdings" w:hAnsi="Wingdings" w:hint="default"/>
+      </w:rPr>
+    </w:lvl>
+    <w:lvl w:ilvl="6" w:tplc="08090001" w:tentative="1">
+      <w:start w:val="1"/>
+      <w:numFmt w:val="bullet"/>
+      <w:lvlText w:val=""/>
+      <w:lvlJc w:val="left"/>
+      <w:pPr>
+        <w:ind w:left="5040" w:hanging="360"/>
+      </w:pPr>
+      <w:rPr>
+        <w:rFonts w:ascii="Symbol" w:hAnsi="Symbol" w:hint="default"/>
+      </w:rPr>
+    </w:lvl>
+    <w:lvl w:ilvl="7" w:tplc="08090003" w:tentative="1">
+      <w:start w:val="1"/>
+      <w:numFmt w:val="bullet"/>
+      <w:lvlText w:val="o"/>
+      <w:lvlJc w:val="left"/>
+      <w:pPr>
+        <w:ind w:left="5760" w:hanging="360"/>
+      </w:pPr>
+      <w:rPr>
+        <w:rFonts w:ascii="Courier New" w:hAnsi="Courier New" w:cs="Courier New" w:hint="default"/>
+      </w:rPr>
+    </w:lvl>
+    <w:lvl w:ilvl="8" w:tplc="08090005" w:tentative="1">
+      <w:start w:val="1"/>
+      <w:numFmt w:val="bullet"/>
+      <w:lvlText w:val=""/>
+      <w:lvlJc w:val="left"/>
+      <w:pPr>
+        <w:ind w:left="6480" w:hanging="360"/>
+      </w:pPr>
+      <w:rPr>
+        <w:rFonts w:ascii="Wingdings" w:hAnsi="Wingdings" w:hint="default"/>
+      </w:rPr>
+    </w:lvl>
+  </w:abstractNum>
+  <w:abstractNum w:abstractNumId="9" w15:restartNumberingAfterBreak="0">
     <w:nsid w:val="3DB501F5"/>
     <w:multiLevelType w:val="hybridMultilevel"/>
     <w:tmpl w:val="9E58028A"/>
@@ -2020,7 +2580,7 @@
       </w:rPr>
     </w:lvl>
   </w:abstractNum>
-  <w:abstractNum w:abstractNumId="7" w15:restartNumberingAfterBreak="0">
+  <w:abstractNum w:abstractNumId="10" w15:restartNumberingAfterBreak="0">
     <w:nsid w:val="3E1146D3"/>
     <w:multiLevelType w:val="hybridMultilevel"/>
     <w:tmpl w:val="944A49D4"/>
@@ -2133,7 +2693,7 @@
       </w:rPr>
     </w:lvl>
   </w:abstractNum>
-  <w:abstractNum w:abstractNumId="8" w15:restartNumberingAfterBreak="0">
+  <w:abstractNum w:abstractNumId="11" w15:restartNumberingAfterBreak="0">
     <w:nsid w:val="488B4025"/>
     <w:multiLevelType w:val="hybridMultilevel"/>
     <w:tmpl w:val="14881D68"/>
@@ -2246,7 +2806,7 @@
       </w:rPr>
     </w:lvl>
   </w:abstractNum>
-  <w:abstractNum w:abstractNumId="9" w15:restartNumberingAfterBreak="0">
+  <w:abstractNum w:abstractNumId="12" w15:restartNumberingAfterBreak="0">
     <w:nsid w:val="4AD34633"/>
     <w:multiLevelType w:val="hybridMultilevel"/>
     <w:tmpl w:val="3C4CB9A4"/>
@@ -2359,7 +2919,7 @@
       </w:rPr>
     </w:lvl>
   </w:abstractNum>
-  <w:abstractNum w:abstractNumId="10" w15:restartNumberingAfterBreak="0">
+  <w:abstractNum w:abstractNumId="13" w15:restartNumberingAfterBreak="0">
     <w:nsid w:val="514A3DF6"/>
     <w:multiLevelType w:val="multilevel"/>
     <w:tmpl w:val="9CCA9B34"/>
@@ -2508,7 +3068,7 @@
       </w:rPr>
     </w:lvl>
   </w:abstractNum>
-  <w:abstractNum w:abstractNumId="11" w15:restartNumberingAfterBreak="0">
+  <w:abstractNum w:abstractNumId="14" w15:restartNumberingAfterBreak="0">
     <w:nsid w:val="53C6166F"/>
     <w:multiLevelType w:val="hybridMultilevel"/>
     <w:tmpl w:val="BF1637CC"/>
@@ -2621,7 +3181,7 @@
       </w:rPr>
     </w:lvl>
   </w:abstractNum>
-  <w:abstractNum w:abstractNumId="12" w15:restartNumberingAfterBreak="0">
+  <w:abstractNum w:abstractNumId="15" w15:restartNumberingAfterBreak="0">
     <w:nsid w:val="61C931FC"/>
     <w:multiLevelType w:val="multilevel"/>
     <w:tmpl w:val="A95CD214"/>
@@ -2734,7 +3294,7 @@
       </w:rPr>
     </w:lvl>
   </w:abstractNum>
-  <w:abstractNum w:abstractNumId="13" w15:restartNumberingAfterBreak="0">
+  <w:abstractNum w:abstractNumId="16" w15:restartNumberingAfterBreak="0">
     <w:nsid w:val="66F64343"/>
     <w:multiLevelType w:val="multilevel"/>
     <w:tmpl w:val="3D8ED3C4"/>
@@ -2847,7 +3407,7 @@
       </w:rPr>
     </w:lvl>
   </w:abstractNum>
-  <w:abstractNum w:abstractNumId="14" w15:restartNumberingAfterBreak="0">
+  <w:abstractNum w:abstractNumId="17" w15:restartNumberingAfterBreak="0">
     <w:nsid w:val="70967C19"/>
     <w:multiLevelType w:val="hybridMultilevel"/>
     <w:tmpl w:val="34D420DC"/>
@@ -2960,7 +3520,7 @@
       </w:rPr>
     </w:lvl>
   </w:abstractNum>
-  <w:abstractNum w:abstractNumId="15" w15:restartNumberingAfterBreak="0">
+  <w:abstractNum w:abstractNumId="18" w15:restartNumberingAfterBreak="0">
     <w:nsid w:val="72991B8C"/>
     <w:multiLevelType w:val="hybridMultilevel"/>
     <w:tmpl w:val="1CE026DC"/>
@@ -3073,7 +3633,7 @@
       </w:rPr>
     </w:lvl>
   </w:abstractNum>
-  <w:abstractNum w:abstractNumId="16" w15:restartNumberingAfterBreak="0">
+  <w:abstractNum w:abstractNumId="19" w15:restartNumberingAfterBreak="0">
     <w:nsid w:val="7A893962"/>
     <w:multiLevelType w:val="hybridMultilevel"/>
     <w:tmpl w:val="6E16C486"/>
@@ -3186,7 +3746,7 @@
       </w:rPr>
     </w:lvl>
   </w:abstractNum>
-  <w:abstractNum w:abstractNumId="17" w15:restartNumberingAfterBreak="0">
+  <w:abstractNum w:abstractNumId="20" w15:restartNumberingAfterBreak="0">
     <w:nsid w:val="7D8A63E9"/>
     <w:multiLevelType w:val="hybridMultilevel"/>
     <w:tmpl w:val="56FEB16A"/>
@@ -3299,7 +3859,7 @@
       </w:rPr>
     </w:lvl>
   </w:abstractNum>
-  <w:abstractNum w:abstractNumId="18" w15:restartNumberingAfterBreak="0">
+  <w:abstractNum w:abstractNumId="21" w15:restartNumberingAfterBreak="0">
     <w:nsid w:val="7DA27CAB"/>
     <w:multiLevelType w:val="hybridMultilevel"/>
     <w:tmpl w:val="19EA8F56"/>
@@ -3413,61 +3973,70 @@
     </w:lvl>
   </w:abstractNum>
   <w:num w:numId="1" w16cid:durableId="605966100">
-    <w:abstractNumId w:val="13"/>
+    <w:abstractNumId w:val="16"/>
   </w:num>
   <w:num w:numId="2" w16cid:durableId="1690712513">
     <w:abstractNumId w:val="0"/>
   </w:num>
   <w:num w:numId="3" w16cid:durableId="14888913">
+    <w:abstractNumId w:val="15"/>
+  </w:num>
+  <w:num w:numId="4" w16cid:durableId="2070691912">
+    <w:abstractNumId w:val="11"/>
+  </w:num>
+  <w:num w:numId="5" w16cid:durableId="1132866593">
+    <w:abstractNumId w:val="7"/>
+  </w:num>
+  <w:num w:numId="6" w16cid:durableId="1334652095">
+    <w:abstractNumId w:val="14"/>
+  </w:num>
+  <w:num w:numId="7" w16cid:durableId="2079089524">
+    <w:abstractNumId w:val="4"/>
+  </w:num>
+  <w:num w:numId="8" w16cid:durableId="638457908">
+    <w:abstractNumId w:val="9"/>
+  </w:num>
+  <w:num w:numId="9" w16cid:durableId="1781022826">
+    <w:abstractNumId w:val="18"/>
+  </w:num>
+  <w:num w:numId="10" w16cid:durableId="1803233804">
+    <w:abstractNumId w:val="10"/>
+  </w:num>
+  <w:num w:numId="11" w16cid:durableId="812908966">
+    <w:abstractNumId w:val="19"/>
+  </w:num>
+  <w:num w:numId="12" w16cid:durableId="1742436830">
+    <w:abstractNumId w:val="20"/>
+  </w:num>
+  <w:num w:numId="13" w16cid:durableId="627005660">
+    <w:abstractNumId w:val="5"/>
+  </w:num>
+  <w:num w:numId="14" w16cid:durableId="1046756105">
+    <w:abstractNumId w:val="21"/>
+  </w:num>
+  <w:num w:numId="15" w16cid:durableId="2124811348">
+    <w:abstractNumId w:val="3"/>
+  </w:num>
+  <w:num w:numId="16" w16cid:durableId="136454871">
     <w:abstractNumId w:val="12"/>
   </w:num>
-  <w:num w:numId="4" w16cid:durableId="2070691912">
-    <w:abstractNumId w:val="8"/>
+  <w:num w:numId="17" w16cid:durableId="615139450">
+    <w:abstractNumId w:val="17"/>
   </w:num>
-  <w:num w:numId="5" w16cid:durableId="1132866593">
-    <w:abstractNumId w:val="5"/>
+  <w:num w:numId="18" w16cid:durableId="1330399915">
+    <w:abstractNumId w:val="13"/>
   </w:num>
-  <w:num w:numId="6" w16cid:durableId="1334652095">
-    <w:abstractNumId w:val="11"/>
+  <w:num w:numId="19" w16cid:durableId="1803109781">
+    <w:abstractNumId w:val="6"/>
   </w:num>
-  <w:num w:numId="7" w16cid:durableId="2079089524">
+  <w:num w:numId="20" w16cid:durableId="1004170356">
     <w:abstractNumId w:val="2"/>
   </w:num>
-  <w:num w:numId="8" w16cid:durableId="638457908">
-    <w:abstractNumId w:val="6"/>
-  </w:num>
-  <w:num w:numId="9" w16cid:durableId="1781022826">
-    <w:abstractNumId w:val="15"/>
-  </w:num>
-  <w:num w:numId="10" w16cid:durableId="1803233804">
-    <w:abstractNumId w:val="7"/>
-  </w:num>
-  <w:num w:numId="11" w16cid:durableId="812908966">
-    <w:abstractNumId w:val="16"/>
-  </w:num>
-  <w:num w:numId="12" w16cid:durableId="1742436830">
-    <w:abstractNumId w:val="17"/>
-  </w:num>
-  <w:num w:numId="13" w16cid:durableId="627005660">
-    <w:abstractNumId w:val="3"/>
-  </w:num>
-  <w:num w:numId="14" w16cid:durableId="1046756105">
-    <w:abstractNumId w:val="18"/>
-  </w:num>
-  <w:num w:numId="15" w16cid:durableId="2124811348">
+  <w:num w:numId="21" w16cid:durableId="546187393">
     <w:abstractNumId w:val="1"/>
   </w:num>
-  <w:num w:numId="16" w16cid:durableId="136454871">
-    <w:abstractNumId w:val="9"/>
-  </w:num>
-  <w:num w:numId="17" w16cid:durableId="615139450">
-    <w:abstractNumId w:val="14"/>
-  </w:num>
-  <w:num w:numId="18" w16cid:durableId="1330399915">
-    <w:abstractNumId w:val="10"/>
-  </w:num>
-  <w:num w:numId="19" w16cid:durableId="1803109781">
-    <w:abstractNumId w:val="4"/>
+  <w:num w:numId="22" w16cid:durableId="742025888">
+    <w:abstractNumId w:val="8"/>
   </w:num>
 </w:numbering>
 </file>
@@ -4122,6 +4691,48 @@
       <w:lang w:val="en-AU" w:eastAsia="zh-CN"/>
     </w:rPr>
   </w:style>
+  <w:style w:type="paragraph" w:styleId="Header">
+    <w:name w:val="header"/>
+    <w:basedOn w:val="Normal"/>
+    <w:link w:val="HeaderChar"/>
+    <w:uiPriority w:val="99"/>
+    <w:unhideWhenUsed/>
+    <w:rsid w:val="004C3B0D"/>
+    <w:pPr>
+      <w:tabs>
+        <w:tab w:val="center" w:pos="4513"/>
+        <w:tab w:val="right" w:pos="9026"/>
+      </w:tabs>
+    </w:pPr>
+  </w:style>
+  <w:style w:type="character" w:customStyle="1" w:styleId="HeaderChar">
+    <w:name w:val="Header Char"/>
+    <w:basedOn w:val="DefaultParagraphFont"/>
+    <w:link w:val="Header"/>
+    <w:uiPriority w:val="99"/>
+    <w:rsid w:val="004C3B0D"/>
+  </w:style>
+  <w:style w:type="paragraph" w:styleId="Footer">
+    <w:name w:val="footer"/>
+    <w:basedOn w:val="Normal"/>
+    <w:link w:val="FooterChar"/>
+    <w:uiPriority w:val="99"/>
+    <w:unhideWhenUsed/>
+    <w:rsid w:val="004C3B0D"/>
+    <w:pPr>
+      <w:tabs>
+        <w:tab w:val="center" w:pos="4513"/>
+        <w:tab w:val="right" w:pos="9026"/>
+      </w:tabs>
+    </w:pPr>
+  </w:style>
+  <w:style w:type="character" w:customStyle="1" w:styleId="FooterChar">
+    <w:name w:val="Footer Char"/>
+    <w:basedOn w:val="DefaultParagraphFont"/>
+    <w:link w:val="Footer"/>
+    <w:uiPriority w:val="99"/>
+    <w:rsid w:val="004C3B0D"/>
+  </w:style>
 </w:styles>
 </file>
 

--- a/public/resume/RESUME-LYNNNGO.docx
+++ b/public/resume/RESUME-LYNNNGO.docx
@@ -1,6 +1,6 @@
 
 <file path=word/document.xml><?xml version="1.0" encoding="utf-8"?>
-<w:document xmlns:wpc="http://schemas.microsoft.com/office/word/2010/wordprocessingCanvas" xmlns:cx="http://schemas.microsoft.com/office/drawing/2014/chartex" xmlns:cx1="http://schemas.microsoft.com/office/drawing/2015/9/8/chartex" xmlns:cx2="http://schemas.microsoft.com/office/drawing/2015/10/21/chartex" xmlns:cx3="http://schemas.microsoft.com/office/drawing/2016/5/9/chartex" xmlns:cx4="http://schemas.microsoft.com/office/drawing/2016/5/10/chartex" xmlns:cx5="http://schemas.microsoft.com/office/drawing/2016/5/11/chartex" xmlns:cx6="http://schemas.microsoft.com/office/drawing/2016/5/12/chartex" xmlns:cx7="http://schemas.microsoft.com/office/drawing/2016/5/13/chartex" xmlns:cx8="http://schemas.microsoft.com/office/drawing/2016/5/14/chartex" xmlns:mc="http://schemas.openxmlformats.org/markup-compatibility/2006" xmlns:aink="http://schemas.microsoft.com/office/drawing/2016/ink" xmlns:am3d="http://schemas.microsoft.com/office/drawing/2017/model3d" xmlns:o="urn:schemas-microsoft-com:office:office" xmlns:oel="http://schemas.microsoft.com/office/2019/extlst" xmlns:r="http://schemas.openxmlformats.org/officeDocument/2006/relationships" xmlns:m="http://schemas.openxmlformats.org/officeDocument/2006/math" xmlns:v="urn:schemas-microsoft-com:vml" xmlns:wp14="http://schemas.microsoft.com/office/word/2010/wordprocessingDrawing" xmlns:wp="http://schemas.openxmlformats.org/drawingml/2006/wordprocessingDrawing" xmlns:w10="urn:schemas-microsoft-com:office:word" xmlns:w="http://schemas.openxmlformats.org/wordprocessingml/2006/main" xmlns:w14="http://schemas.microsoft.com/office/word/2010/wordml" xmlns:w15="http://schemas.microsoft.com/office/word/2012/wordml" xmlns:w16cex="http://schemas.microsoft.com/office/word/2018/wordml/cex" xmlns:w16cid="http://schemas.microsoft.com/office/word/2016/wordml/cid" xmlns:w16="http://schemas.microsoft.com/office/word/2018/wordml" xmlns:w16du="http://schemas.microsoft.com/office/word/2023/wordml/word16du" xmlns:w16sdtdh="http://schemas.microsoft.com/office/word/2020/wordml/sdtdatahash" xmlns:w16se="http://schemas.microsoft.com/office/word/2015/wordml/symex" xmlns:wpg="http://schemas.microsoft.com/office/word/2010/wordprocessingGroup" xmlns:wpi="http://schemas.microsoft.com/office/word/2010/wordprocessingInk" xmlns:wne="http://schemas.microsoft.com/office/word/2006/wordml" xmlns:wps="http://schemas.microsoft.com/office/word/2010/wordprocessingShape" mc:Ignorable="w14 w15 w16se w16cid w16 w16cex w16sdtdh w16du wp14">
+<w:document xmlns:wpc="http://schemas.microsoft.com/office/word/2010/wordprocessingCanvas" xmlns:cx="http://schemas.microsoft.com/office/drawing/2014/chartex" xmlns:cx1="http://schemas.microsoft.com/office/drawing/2015/9/8/chartex" xmlns:cx2="http://schemas.microsoft.com/office/drawing/2015/10/21/chartex" xmlns:cx3="http://schemas.microsoft.com/office/drawing/2016/5/9/chartex" xmlns:cx4="http://schemas.microsoft.com/office/drawing/2016/5/10/chartex" xmlns:cx5="http://schemas.microsoft.com/office/drawing/2016/5/11/chartex" xmlns:cx6="http://schemas.microsoft.com/office/drawing/2016/5/12/chartex" xmlns:cx7="http://schemas.microsoft.com/office/drawing/2016/5/13/chartex" xmlns:cx8="http://schemas.microsoft.com/office/drawing/2016/5/14/chartex" xmlns:mc="http://schemas.openxmlformats.org/markup-compatibility/2006" xmlns:aink="http://schemas.microsoft.com/office/drawing/2016/ink" xmlns:am3d="http://schemas.microsoft.com/office/drawing/2017/model3d" xmlns:o="urn:schemas-microsoft-com:office:office" xmlns:r="http://schemas.openxmlformats.org/officeDocument/2006/relationships" xmlns:m="http://schemas.openxmlformats.org/officeDocument/2006/math" xmlns:v="urn:schemas-microsoft-com:vml" xmlns:wp14="http://schemas.microsoft.com/office/word/2010/wordprocessingDrawing" xmlns:wp="http://schemas.openxmlformats.org/drawingml/2006/wordprocessingDrawing" xmlns:w10="urn:schemas-microsoft-com:office:word" xmlns:w="http://schemas.openxmlformats.org/wordprocessingml/2006/main" xmlns:w14="http://schemas.microsoft.com/office/word/2010/wordml" xmlns:w15="http://schemas.microsoft.com/office/word/2012/wordml" xmlns:w16cid="http://schemas.microsoft.com/office/word/2016/wordml/cid" xmlns:w16se="http://schemas.microsoft.com/office/word/2015/wordml/symex" xmlns:wpg="http://schemas.microsoft.com/office/word/2010/wordprocessingGroup" xmlns:wpi="http://schemas.microsoft.com/office/word/2010/wordprocessingInk" xmlns:wne="http://schemas.microsoft.com/office/word/2006/wordml" xmlns:wps="http://schemas.microsoft.com/office/word/2010/wordprocessingShape" mc:Ignorable="w14 w15 w16se w16cid wp14">
   <w:body>
     <w:p>
       <w:pPr>
@@ -8,20 +8,17 @@
         <w:spacing w:before="20" w:after="20"/>
         <w:ind w:left="0" w:right="0"/>
         <w:rPr>
-          <w:sz w:val="42"/>
           <w:szCs w:val="42"/>
         </w:rPr>
       </w:pPr>
       <w:r>
         <w:rPr>
-          <w:sz w:val="42"/>
           <w:szCs w:val="42"/>
         </w:rPr>
         <w:t xml:space="preserve"> </w:t>
       </w:r>
       <w:r>
         <w:rPr>
-          <w:sz w:val="42"/>
           <w:szCs w:val="42"/>
         </w:rPr>
         <w:t>Lynn Ngo</w:t>
@@ -39,7 +36,7 @@
         <w:spacing w:before="20" w:after="20"/>
         <w:jc w:val="center"/>
         <w:rPr>
-          <w:sz w:val="20"/>
+          <w:sz w:val="18"/>
           <w:szCs w:val="20"/>
         </w:rPr>
       </w:pPr>
@@ -47,7 +44,7 @@
         <w:r>
           <w:rPr>
             <w:rStyle w:val="Hyperlink"/>
-            <w:sz w:val="20"/>
+            <w:sz w:val="18"/>
             <w:szCs w:val="20"/>
           </w:rPr>
           <w:t>lynnngo2608@gmail.com</w:t>
@@ -55,44 +52,37 @@
       </w:hyperlink>
       <w:r>
         <w:rPr>
-          <w:sz w:val="20"/>
+          <w:sz w:val="18"/>
           <w:szCs w:val="20"/>
         </w:rPr>
         <w:t xml:space="preserve"> </w:t>
       </w:r>
       <w:r>
         <w:rPr>
-          <w:sz w:val="20"/>
+          <w:sz w:val="18"/>
           <w:szCs w:val="20"/>
         </w:rPr>
         <w:t xml:space="preserve">| </w:t>
       </w:r>
       <w:r>
         <w:rPr>
-          <w:sz w:val="20"/>
+          <w:sz w:val="18"/>
           <w:szCs w:val="20"/>
         </w:rPr>
         <w:t>0424311988</w:t>
       </w:r>
       <w:r>
         <w:rPr>
-          <w:sz w:val="20"/>
+          <w:sz w:val="18"/>
           <w:szCs w:val="20"/>
         </w:rPr>
-        <w:t>|</w:t>
-      </w:r>
-      <w:r>
-        <w:rPr>
-          <w:sz w:val="20"/>
-          <w:szCs w:val="20"/>
-        </w:rPr>
-        <w:t xml:space="preserve"> </w:t>
+        <w:t xml:space="preserve">| </w:t>
       </w:r>
       <w:hyperlink r:id="rId8" w:history="1">
         <w:r>
           <w:rPr>
             <w:rStyle w:val="Hyperlink"/>
-            <w:sz w:val="20"/>
+            <w:sz w:val="18"/>
             <w:szCs w:val="20"/>
           </w:rPr>
           <w:t>https://lynn-portfolio.vercel.app/</w:t>
@@ -100,21 +90,21 @@
       </w:hyperlink>
       <w:r>
         <w:rPr>
-          <w:sz w:val="20"/>
+          <w:sz w:val="18"/>
           <w:szCs w:val="20"/>
         </w:rPr>
         <w:t xml:space="preserve"> </w:t>
       </w:r>
       <w:r>
         <w:rPr>
-          <w:sz w:val="20"/>
+          <w:sz w:val="18"/>
           <w:szCs w:val="20"/>
         </w:rPr>
         <w:t>|</w:t>
       </w:r>
       <w:r>
         <w:rPr>
-          <w:sz w:val="20"/>
+          <w:sz w:val="18"/>
           <w:szCs w:val="20"/>
         </w:rPr>
         <w:t xml:space="preserve"> </w:t>
@@ -123,7 +113,7 @@
         <w:r>
           <w:rPr>
             <w:rStyle w:val="Hyperlink"/>
-            <w:sz w:val="20"/>
+            <w:sz w:val="18"/>
             <w:szCs w:val="20"/>
           </w:rPr>
           <w:t>https://github.com/Linhngo268</w:t>
@@ -131,7 +121,7 @@
       </w:hyperlink>
       <w:r>
         <w:rPr>
-          <w:sz w:val="20"/>
+          <w:sz w:val="18"/>
           <w:szCs w:val="20"/>
         </w:rPr>
         <w:t xml:space="preserve"> | </w:t>
@@ -140,7 +130,7 @@
         <w:r>
           <w:rPr>
             <w:rStyle w:val="Hyperlink"/>
-            <w:sz w:val="20"/>
+            <w:sz w:val="18"/>
             <w:szCs w:val="20"/>
           </w:rPr>
           <w:t>www.linkedin.com/in/lynn-ngo-3bb5bb241</w:t>
@@ -148,7 +138,7 @@
       </w:hyperlink>
       <w:r>
         <w:rPr>
-          <w:sz w:val="20"/>
+          <w:sz w:val="18"/>
           <w:szCs w:val="20"/>
         </w:rPr>
         <w:t xml:space="preserve"> </w:t>
@@ -170,6 +160,9 @@
         </w:rPr>
       </w:pPr>
       <w:r>
+        <w:rPr>
+          <w:sz w:val="22"/>
+        </w:rPr>
         <w:t>EDUCATION</w:t>
       </w:r>
     </w:p>
@@ -180,17 +173,21 @@
         </w:tabs>
         <w:spacing w:before="20" w:after="20"/>
         <w:rPr>
-          <w:sz w:val="20"/>
+          <w:sz w:val="18"/>
           <w:szCs w:val="20"/>
         </w:rPr>
       </w:pPr>
       <w:r>
         <w:rPr>
           <w:b/>
+          <w:sz w:val="20"/>
         </w:rPr>
         <w:t>The University of Adelaide</w:t>
       </w:r>
       <w:r>
+        <w:rPr>
+          <w:sz w:val="20"/>
+        </w:rPr>
         <w:tab/>
         <w:t>Adelaide, South Australia/Australia</w:t>
       </w:r>
@@ -201,38 +198,64 @@
           <w:tab w:val="right" w:pos="10800"/>
         </w:tabs>
         <w:spacing w:before="20" w:after="20"/>
+        <w:rPr>
+          <w:sz w:val="20"/>
+        </w:rPr>
       </w:pPr>
       <w:r>
         <w:rPr>
           <w:b/>
+          <w:sz w:val="20"/>
         </w:rPr>
         <w:t>Bachelor, Finance</w:t>
       </w:r>
       <w:r>
+        <w:rPr>
+          <w:sz w:val="20"/>
+        </w:rPr>
         <w:tab/>
       </w:r>
       <w:r>
         <w:rPr>
+          <w:sz w:val="20"/>
           <w:lang w:val="en-AU"/>
         </w:rPr>
         <w:t>February 2020</w:t>
       </w:r>
       <w:r>
+        <w:rPr>
+          <w:sz w:val="20"/>
+        </w:rPr>
         <w:t xml:space="preserve"> </w:t>
       </w:r>
       <w:r>
+        <w:rPr>
+          <w:sz w:val="20"/>
+        </w:rPr>
         <w:t>–</w:t>
       </w:r>
       <w:r>
+        <w:rPr>
+          <w:sz w:val="20"/>
+        </w:rPr>
         <w:t xml:space="preserve"> </w:t>
       </w:r>
       <w:r>
+        <w:rPr>
+          <w:sz w:val="20"/>
+        </w:rPr>
         <w:t>July 20</w:t>
       </w:r>
       <w:r>
+        <w:rPr>
+          <w:sz w:val="20"/>
+        </w:rPr>
         <w:t>2</w:t>
       </w:r>
       <w:r>
+        <w:rPr>
+          <w:sz w:val="20"/>
+        </w:rPr>
         <w:t>4</w:t>
       </w:r>
     </w:p>
@@ -243,17 +266,21 @@
         </w:tabs>
         <w:spacing w:before="20" w:after="20"/>
         <w:rPr>
-          <w:sz w:val="20"/>
+          <w:sz w:val="18"/>
           <w:szCs w:val="20"/>
         </w:rPr>
       </w:pPr>
       <w:r>
         <w:rPr>
           <w:b/>
+          <w:sz w:val="20"/>
         </w:rPr>
         <w:t>The University of Adelaide</w:t>
       </w:r>
       <w:r>
+        <w:rPr>
+          <w:sz w:val="20"/>
+        </w:rPr>
         <w:tab/>
         <w:t>Adelaide, South Australia / Australia</w:t>
       </w:r>
@@ -264,35 +291,48 @@
           <w:tab w:val="right" w:pos="10800"/>
         </w:tabs>
         <w:spacing w:before="20" w:after="20"/>
+        <w:rPr>
+          <w:sz w:val="20"/>
+        </w:rPr>
       </w:pPr>
       <w:r>
         <w:rPr>
           <w:b/>
+          <w:sz w:val="20"/>
         </w:rPr>
         <w:t>Bachelo</w:t>
       </w:r>
       <w:r>
         <w:rPr>
           <w:b/>
+          <w:sz w:val="20"/>
         </w:rPr>
         <w:t>r,</w:t>
       </w:r>
       <w:r>
         <w:rPr>
           <w:b/>
+          <w:sz w:val="20"/>
         </w:rPr>
         <w:t xml:space="preserve"> Mathematical and Computer Science</w:t>
       </w:r>
       <w:r>
+        <w:rPr>
+          <w:sz w:val="20"/>
+        </w:rPr>
         <w:tab/>
       </w:r>
       <w:r>
         <w:rPr>
+          <w:sz w:val="20"/>
           <w:lang w:val="en-AU"/>
         </w:rPr>
         <w:t>February 2020</w:t>
       </w:r>
       <w:r>
+        <w:rPr>
+          <w:sz w:val="20"/>
+        </w:rPr>
         <w:t>- July 2024</w:t>
       </w:r>
     </w:p>
@@ -316,11 +356,13 @@
         <w:spacing w:before="20" w:after="20"/>
         <w:rPr>
           <w:bCs/>
+          <w:sz w:val="20"/>
         </w:rPr>
       </w:pPr>
       <w:r>
         <w:rPr>
           <w:bCs/>
+          <w:sz w:val="20"/>
         </w:rPr>
         <w:t>15% Scholarship</w:t>
       </w:r>
@@ -345,11 +387,13 @@
         <w:spacing w:before="20" w:after="20"/>
         <w:rPr>
           <w:b/>
+          <w:sz w:val="20"/>
         </w:rPr>
       </w:pPr>
       <w:r>
         <w:rPr>
           <w:bCs/>
+          <w:sz w:val="20"/>
           <w:lang w:val="vi-VN"/>
         </w:rPr>
         <w:t>Relevant Coursework:</w:t>
@@ -357,6 +401,7 @@
       <w:r>
         <w:rPr>
           <w:bCs/>
+          <w:sz w:val="20"/>
           <w:lang w:val="en-AU"/>
         </w:rPr>
         <w:t xml:space="preserve"> Web </w:t>
@@ -364,20 +409,33 @@
       <w:r>
         <w:rPr>
           <w:bCs/>
+          <w:sz w:val="20"/>
           <w:lang w:val="en-AU"/>
         </w:rPr>
         <w:t>&amp; Database Computing, Data Structure and Algorithm, Operating System, Using Machine Learning Tools.</w:t>
       </w:r>
       <w:r>
+        <w:rPr>
+          <w:sz w:val="20"/>
+        </w:rPr>
         <w:tab/>
       </w:r>
       <w:r>
+        <w:rPr>
+          <w:sz w:val="20"/>
+        </w:rPr>
         <w:tab/>
       </w:r>
       <w:r>
+        <w:rPr>
+          <w:sz w:val="20"/>
+        </w:rPr>
         <w:tab/>
       </w:r>
       <w:r>
+        <w:rPr>
+          <w:sz w:val="20"/>
+        </w:rPr>
         <w:tab/>
       </w:r>
       <w:bookmarkStart w:id="0" w:name="_q3wjfibakoph" w:colFirst="0" w:colLast="0"/>
@@ -391,9 +449,21 @@
         </w:pBdr>
         <w:spacing w:before="20" w:after="20"/>
         <w:ind w:left="0"/>
-      </w:pPr>
-      <w:r>
-        <w:t>WORK EXPERIENCE</w:t>
+        <w:rPr>
+          <w:sz w:val="22"/>
+        </w:rPr>
+      </w:pPr>
+      <w:r>
+        <w:rPr>
+          <w:sz w:val="22"/>
+        </w:rPr>
+        <w:t>WORK</w:t>
+      </w:r>
+      <w:r>
+        <w:rPr>
+          <w:sz w:val="22"/>
+        </w:rPr>
+        <w:t xml:space="preserve"> EXPERIENCE</w:t>
       </w:r>
     </w:p>
     <w:p>
@@ -402,7 +472,6 @@
         <w:rPr>
           <w:b/>
           <w:bCs/>
-          <w:sz w:val="24"/>
           <w:szCs w:val="24"/>
           <w:lang w:val="en-AU" w:eastAsia="zh-CN"/>
         </w:rPr>
@@ -411,7 +480,6 @@
         <w:rPr>
           <w:b/>
           <w:bCs/>
-          <w:sz w:val="24"/>
           <w:szCs w:val="24"/>
           <w:lang w:val="en-AU" w:eastAsia="zh-CN"/>
         </w:rPr>
@@ -421,39 +489,33 @@
         <w:rPr>
           <w:b/>
           <w:bCs/>
+          <w:sz w:val="20"/>
           <w:lang w:val="en-AU" w:eastAsia="zh-CN"/>
         </w:rPr>
-        <w:t xml:space="preserve"> </w:t>
-      </w:r>
+        <w:t xml:space="preserve">                                                                                                  Rem</w:t>
+      </w:r>
+      <w:bookmarkStart w:id="1" w:name="_GoBack"/>
+      <w:bookmarkEnd w:id="1"/>
       <w:r>
         <w:rPr>
           <w:b/>
           <w:bCs/>
+          <w:sz w:val="20"/>
           <w:lang w:val="en-AU" w:eastAsia="zh-CN"/>
         </w:rPr>
-        <w:t xml:space="preserve">                                                                                                 </w:t>
-      </w:r>
-      <w:r>
-        <w:rPr>
-          <w:b/>
-          <w:bCs/>
-          <w:lang w:val="en-AU" w:eastAsia="zh-CN"/>
-        </w:rPr>
-        <w:t>Remote- Sydney, New South Wales, Australia</w:t>
+        <w:t>ote- Sydney, New South Wales, Australia</w:t>
       </w:r>
     </w:p>
     <w:p>
       <w:pPr>
         <w:widowControl/>
         <w:rPr>
-          <w:sz w:val="24"/>
           <w:szCs w:val="24"/>
           <w:lang w:val="en-AU" w:eastAsia="zh-CN"/>
         </w:rPr>
       </w:pPr>
       <w:r>
         <w:rPr>
-          <w:sz w:val="24"/>
           <w:szCs w:val="24"/>
           <w:lang w:val="en-AU" w:eastAsia="zh-CN"/>
         </w:rPr>
@@ -461,30 +523,21 @@
       </w:r>
       <w:r>
         <w:rPr>
-          <w:sz w:val="24"/>
           <w:szCs w:val="24"/>
           <w:lang w:val="en-AU" w:eastAsia="zh-CN"/>
         </w:rPr>
-        <w:t xml:space="preserve">Developer </w:t>
-      </w:r>
-      <w:r>
-        <w:rPr>
-          <w:sz w:val="24"/>
+        <w:t>Developer - Volunteer</w:t>
+      </w:r>
+      <w:r>
+        <w:rPr>
           <w:szCs w:val="24"/>
           <w:lang w:val="en-AU" w:eastAsia="zh-CN"/>
         </w:rPr>
-        <w:t>- Volunteer</w:t>
-      </w:r>
-      <w:r>
-        <w:rPr>
-          <w:sz w:val="24"/>
-          <w:szCs w:val="24"/>
-          <w:lang w:val="en-AU" w:eastAsia="zh-CN"/>
-        </w:rPr>
         <w:t xml:space="preserve">                                                                              </w:t>
       </w:r>
       <w:r>
         <w:rPr>
+          <w:sz w:val="20"/>
           <w:lang w:val="en-AU" w:eastAsia="zh-CN"/>
         </w:rPr>
         <w:t>May 2024 – Now</w:t>
@@ -499,14 +552,12 @@
           <w:numId w:val="22"/>
         </w:numPr>
         <w:rPr>
-          <w:sz w:val="24"/>
           <w:szCs w:val="24"/>
           <w:lang w:val="en-AU" w:eastAsia="zh-CN"/>
         </w:rPr>
       </w:pPr>
       <w:r>
         <w:rPr>
-          <w:sz w:val="24"/>
           <w:szCs w:val="24"/>
           <w:lang w:val="en-AU" w:eastAsia="zh-CN"/>
         </w:rPr>
@@ -514,6 +565,7 @@
       </w:r>
       <w:r>
         <w:rPr>
+          <w:sz w:val="20"/>
           <w:lang w:val="en-AU" w:eastAsia="zh-CN"/>
         </w:rPr>
         <w:t>ustomized Odoo websites and modules to develop a new web application, improving user engagement and client workflows.</w:t>
@@ -531,11 +583,13 @@
         </w:tabs>
         <w:spacing w:before="20" w:after="20"/>
         <w:rPr>
+          <w:sz w:val="20"/>
           <w:lang w:val="en-AU" w:eastAsia="zh-CN"/>
         </w:rPr>
       </w:pPr>
       <w:r>
         <w:rPr>
+          <w:sz w:val="20"/>
           <w:lang w:val="en-AU" w:eastAsia="zh-CN"/>
         </w:rPr>
         <w:t>Designed and implemented new Odoo features by extending and modifying core functionalities using Python and XML, leading to a 20% increase in operational efficiency.</w:t>
@@ -553,20 +607,16 @@
         </w:tabs>
         <w:spacing w:before="20" w:after="20"/>
         <w:rPr>
+          <w:sz w:val="20"/>
           <w:lang w:val="en-AU" w:eastAsia="zh-CN"/>
         </w:rPr>
       </w:pPr>
       <w:r>
         <w:rPr>
+          <w:sz w:val="20"/>
           <w:lang w:val="en-AU" w:eastAsia="zh-CN"/>
         </w:rPr>
-        <w:t>Collaborated with cross-functional teams to integrate the new application seamlessly with existing ERP systems</w:t>
-      </w:r>
-      <w:r>
-        <w:rPr>
-          <w:lang w:val="en-AU" w:eastAsia="zh-CN"/>
-        </w:rPr>
-        <w:t>.</w:t>
+        <w:t>Collaborated with cross-functional teams to integrate the new application seamlessly with existing ERP systems.</w:t>
       </w:r>
     </w:p>
     <w:p>
@@ -580,9 +630,13 @@
           <w:tab w:val="right" w:pos="10800"/>
         </w:tabs>
         <w:spacing w:before="20" w:after="20"/>
-      </w:pPr>
-      <w:r>
-        <w:rPr>
+        <w:rPr>
+          <w:sz w:val="20"/>
+        </w:rPr>
+      </w:pPr>
+      <w:r>
+        <w:rPr>
+          <w:sz w:val="20"/>
           <w:lang w:val="en-AU" w:eastAsia="zh-CN"/>
         </w:rPr>
         <w:t>Optimized Odoo website performance by refining Python code and SQL queries, resulting in a 25% improvement in load times and user experience.</w:t>
@@ -594,11 +648,13 @@
           <w:tab w:val="right" w:pos="10800"/>
         </w:tabs>
         <w:spacing w:before="20" w:after="20"/>
+        <w:rPr>
+          <w:sz w:val="20"/>
+        </w:rPr>
       </w:pPr>
       <w:r>
         <w:rPr>
           <w:b/>
-          <w:sz w:val="24"/>
           <w:szCs w:val="24"/>
         </w:rPr>
         <w:t>The University of Adelaide</w:t>
@@ -606,7 +662,6 @@
       <w:r>
         <w:rPr>
           <w:b/>
-          <w:sz w:val="24"/>
           <w:szCs w:val="24"/>
         </w:rPr>
         <w:t xml:space="preserve">                                                                 </w:t>
@@ -615,6 +670,7 @@
         <w:rPr>
           <w:b/>
           <w:bCs/>
+          <w:sz w:val="20"/>
         </w:rPr>
         <w:t>Adelaide, South Australia, Australia</w:t>
       </w:r>
@@ -623,6 +679,17 @@
       <w:pPr>
         <w:pStyle w:val="Heading2"/>
         <w:spacing w:before="20" w:after="20"/>
+        <w:rPr>
+          <w:rFonts w:eastAsiaTheme="minorEastAsia"/>
+          <w:b w:val="0"/>
+          <w:bCs/>
+          <w:color w:val="000000" w:themeColor="text1"/>
+          <w:sz w:val="20"/>
+          <w:szCs w:val="22"/>
+          <w:lang w:val="en-GB"/>
+        </w:rPr>
+      </w:pPr>
+      <w:r>
         <w:rPr>
           <w:rFonts w:eastAsiaTheme="minorEastAsia"/>
           <w:b w:val="0"/>
@@ -632,63 +699,52 @@
           <w:szCs w:val="22"/>
           <w:lang w:val="en-GB"/>
         </w:rPr>
-      </w:pPr>
+        <w:t xml:space="preserve">Client Liaison - Summer Business project                                                       </w:t>
+      </w:r>
       <w:r>
         <w:rPr>
           <w:rFonts w:eastAsiaTheme="minorEastAsia"/>
           <w:b w:val="0"/>
           <w:bCs/>
           <w:color w:val="000000" w:themeColor="text1"/>
-          <w:sz w:val="22"/>
+          <w:sz w:val="20"/>
           <w:szCs w:val="22"/>
           <w:lang w:val="en-GB"/>
         </w:rPr>
-        <w:t xml:space="preserve">Client Liaison - Summer Business project                                                       </w:t>
-      </w:r>
-      <w:r>
-        <w:rPr>
-          <w:rFonts w:eastAsiaTheme="minorEastAsia"/>
+        <w:t>J</w:t>
+      </w:r>
+      <w:r>
+        <w:rPr>
           <w:b w:val="0"/>
           <w:bCs/>
-          <w:color w:val="000000" w:themeColor="text1"/>
-          <w:sz w:val="22"/>
+          <w:sz w:val="20"/>
           <w:szCs w:val="22"/>
-          <w:lang w:val="en-GB"/>
-        </w:rPr>
-        <w:t>J</w:t>
+        </w:rPr>
+        <w:t>anuary 202</w:t>
       </w:r>
       <w:r>
         <w:rPr>
           <w:b w:val="0"/>
           <w:bCs/>
-          <w:sz w:val="22"/>
+          <w:sz w:val="20"/>
           <w:szCs w:val="22"/>
         </w:rPr>
-        <w:t>anuary 202</w:t>
+        <w:t>1</w:t>
       </w:r>
       <w:r>
         <w:rPr>
           <w:b w:val="0"/>
           <w:bCs/>
-          <w:sz w:val="22"/>
+          <w:sz w:val="20"/>
           <w:szCs w:val="22"/>
         </w:rPr>
-        <w:t>1</w:t>
+        <w:t xml:space="preserve"> – February 20</w:t>
       </w:r>
       <w:r>
         <w:rPr>
           <w:b w:val="0"/>
           <w:bCs/>
-          <w:sz w:val="22"/>
-          <w:szCs w:val="22"/>
-        </w:rPr>
-        <w:t xml:space="preserve"> – February 20</w:t>
-      </w:r>
-      <w:r>
-        <w:rPr>
-          <w:b w:val="0"/>
-          <w:bCs/>
-          <w:sz w:val="22"/>
+          <w:sz w:val="20"/>
           <w:szCs w:val="22"/>
         </w:rPr>
         <w:t>21</w:t>
@@ -706,6 +762,7 @@
         <w:rPr>
           <w:rFonts w:eastAsiaTheme="minorEastAsia"/>
           <w:color w:val="000000" w:themeColor="text1"/>
+          <w:sz w:val="20"/>
           <w:lang w:val="en-GB"/>
         </w:rPr>
       </w:pPr>
@@ -714,6 +771,7 @@
           <w:rFonts w:eastAsiaTheme="minorEastAsia"/>
           <w:bCs/>
           <w:color w:val="000000" w:themeColor="text1"/>
+          <w:sz w:val="20"/>
           <w:lang w:val="en-GB"/>
         </w:rPr>
         <w:t>Initiated and maintained</w:t>
@@ -722,6 +780,7 @@
         <w:rPr>
           <w:rFonts w:eastAsiaTheme="minorEastAsia"/>
           <w:color w:val="000000" w:themeColor="text1"/>
+          <w:sz w:val="20"/>
           <w:lang w:val="en-GB"/>
         </w:rPr>
         <w:t xml:space="preserve"> effective communication with client via email, ensuring prompt responses and clear dissemination of project-related information.</w:t>
@@ -739,6 +798,7 @@
         <w:rPr>
           <w:rFonts w:eastAsiaTheme="minorEastAsia"/>
           <w:color w:val="000000" w:themeColor="text1"/>
+          <w:sz w:val="20"/>
           <w:lang w:val="en-GB"/>
         </w:rPr>
       </w:pPr>
@@ -746,6 +806,7 @@
         <w:rPr>
           <w:rFonts w:eastAsiaTheme="minorEastAsia"/>
           <w:color w:val="000000" w:themeColor="text1"/>
+          <w:sz w:val="20"/>
           <w:lang w:val="en-GB"/>
         </w:rPr>
         <w:t>Scheduled meetings, managing time and location organization to accommodate both client and team availability.</w:t>
@@ -763,6 +824,7 @@
         <w:rPr>
           <w:rFonts w:eastAsiaTheme="minorEastAsia"/>
           <w:color w:val="000000" w:themeColor="text1"/>
+          <w:sz w:val="20"/>
           <w:lang w:val="en-GB"/>
         </w:rPr>
       </w:pPr>
@@ -770,6 +832,7 @@
         <w:rPr>
           <w:rFonts w:eastAsiaTheme="minorEastAsia"/>
           <w:color w:val="000000" w:themeColor="text1"/>
+          <w:sz w:val="20"/>
           <w:lang w:val="en-GB"/>
         </w:rPr>
         <w:t>Conducted interviews with staff members to gather valuable insights and data for comprehensive project report</w:t>
@@ -778,6 +841,7 @@
         <w:rPr>
           <w:rFonts w:eastAsiaTheme="minorEastAsia"/>
           <w:color w:val="000000" w:themeColor="text1"/>
+          <w:sz w:val="20"/>
           <w:lang w:val="en-GB"/>
         </w:rPr>
         <w:t>.</w:t>
@@ -792,14 +856,19 @@
         <w:spacing w:before="20" w:after="20"/>
         <w:ind w:left="0"/>
         <w:rPr>
+          <w:sz w:val="22"/>
           <w:lang w:val="en-AU"/>
         </w:rPr>
       </w:pPr>
       <w:r>
+        <w:rPr>
+          <w:sz w:val="22"/>
+        </w:rPr>
         <w:t>PROJECTS</w:t>
       </w:r>
       <w:r>
         <w:rPr>
+          <w:sz w:val="22"/>
           <w:lang w:val="vi-VN"/>
         </w:rPr>
         <w:t xml:space="preserve"> </w:t>
@@ -808,29 +877,12 @@
         <w:rPr>
           <w:b w:val="0"/>
           <w:color w:val="943634" w:themeColor="accent2" w:themeShade="BF"/>
-          <w:sz w:val="22"/>
+          <w:sz w:val="20"/>
           <w:szCs w:val="22"/>
           <w:lang w:val="en-AU"/>
         </w:rPr>
         <w:t xml:space="preserve"> </w:t>
       </w:r>
-    </w:p>
-    <w:p>
-      <w:pPr>
-        <w:pBdr>
-          <w:top w:val="nil"/>
-          <w:left w:val="nil"/>
-          <w:bottom w:val="nil"/>
-          <w:right w:val="nil"/>
-          <w:between w:val="nil"/>
-        </w:pBdr>
-        <w:spacing w:before="20" w:after="20"/>
-        <w:rPr>
-          <w:color w:val="000000"/>
-          <w:sz w:val="2"/>
-          <w:szCs w:val="2"/>
-        </w:rPr>
-      </w:pPr>
     </w:p>
     <w:p>
       <w:pPr>
@@ -838,128 +890,38 @@
           <w:tab w:val="right" w:pos="10800"/>
         </w:tabs>
         <w:spacing w:before="20" w:after="20"/>
-      </w:pPr>
+        <w:rPr>
+          <w:bCs/>
+          <w:szCs w:val="20"/>
+        </w:rPr>
+      </w:pPr>
+      <w:r>
+        <w:rPr>
+          <w:rStyle w:val="Strong"/>
+          <w:szCs w:val="20"/>
+        </w:rPr>
+        <w:t>Odoo - Participant Management App</w:t>
+      </w:r>
       <w:r>
         <w:rPr>
           <w:b/>
-          <w:sz w:val="24"/>
-          <w:szCs w:val="24"/>
-        </w:rPr>
-        <w:t>Club Management System</w:t>
-      </w:r>
-      <w:r>
+          <w:szCs w:val="20"/>
+        </w:rPr>
         <w:t>,</w:t>
       </w:r>
       <w:r>
-        <w:t xml:space="preserve"> </w:t>
-      </w:r>
-      <w:r>
-        <w:t>Team of 4</w:t>
-      </w:r>
-      <w:r>
-        <w:t>, Client: The University of Adelaide – Web and Database Computing Course</w:t>
-      </w:r>
-    </w:p>
-    <w:p>
-      <w:pPr>
-        <w:pStyle w:val="ListParagraph"/>
-        <w:numPr>
-          <w:ilvl w:val="0"/>
-          <w:numId w:val="13"/>
-        </w:numPr>
-        <w:tabs>
-          <w:tab w:val="right" w:pos="10800"/>
-        </w:tabs>
-        <w:spacing w:before="20" w:after="20"/>
-      </w:pPr>
-      <w:r>
-        <w:t>Developed a Club Management System to streamline event registration and attendee management, improving user retention by 25%.</w:t>
-      </w:r>
-    </w:p>
-    <w:p>
-      <w:pPr>
-        <w:pStyle w:val="ListParagraph"/>
-        <w:numPr>
-          <w:ilvl w:val="0"/>
-          <w:numId w:val="13"/>
-        </w:numPr>
-        <w:tabs>
-          <w:tab w:val="right" w:pos="10800"/>
-        </w:tabs>
-        <w:spacing w:before="20" w:after="20"/>
-      </w:pPr>
-      <w:r>
-        <w:t>Created user interfaces with JavaScript, HTML, and CSS3; designed the backend using Node.js and Express.js; utilized MySQL for database management</w:t>
-      </w:r>
-      <w:r>
-        <w:t>.</w:t>
-      </w:r>
-    </w:p>
-    <w:p>
-      <w:pPr>
-        <w:pStyle w:val="ListParagraph"/>
-        <w:numPr>
-          <w:ilvl w:val="0"/>
-          <w:numId w:val="13"/>
-        </w:numPr>
-        <w:tabs>
-          <w:tab w:val="right" w:pos="10800"/>
-        </w:tabs>
-        <w:spacing w:before="20" w:after="20"/>
-      </w:pPr>
-      <w:r>
-        <w:t>Enhanced user engagement by 30% through efficient backend functionalities and intuitive user interfaces.</w:t>
-      </w:r>
-      <w:r>
-        <w:rPr>
-          <w:color w:val="943634" w:themeColor="accent2" w:themeShade="BF"/>
-          <w:lang w:val="vi-VN"/>
-        </w:rPr>
-        <w:t xml:space="preserve"> </w:t>
-      </w:r>
-      <w:r>
-        <w:rPr>
-          <w:lang w:val="vi-VN"/>
-        </w:rPr>
-        <w:tab/>
-      </w:r>
-    </w:p>
-    <w:p>
-      <w:pPr>
-        <w:tabs>
-          <w:tab w:val="right" w:pos="10800"/>
-        </w:tabs>
-        <w:spacing w:before="20" w:after="20"/>
         <w:rPr>
           <w:bCs/>
-          <w:sz w:val="24"/>
-          <w:szCs w:val="24"/>
-        </w:rPr>
-      </w:pPr>
-      <w:r>
-        <w:rPr>
-          <w:b/>
+          <w:szCs w:val="20"/>
+        </w:rPr>
+        <w:t xml:space="preserve"> Client: </w:t>
+      </w:r>
+      <w:r>
+        <w:rPr>
           <w:bCs/>
-          <w:sz w:val="24"/>
-          <w:szCs w:val="24"/>
-        </w:rPr>
-        <w:t>Carina Eye Care Website Migration</w:t>
-      </w:r>
-      <w:r>
-        <w:rPr>
-          <w:b/>
-          <w:sz w:val="24"/>
-          <w:szCs w:val="24"/>
-        </w:rPr>
-        <w:t xml:space="preserve">, </w:t>
-      </w:r>
-      <w:r>
-        <w:rPr>
-          <w:bCs/>
-          <w:sz w:val="24"/>
-          <w:szCs w:val="24"/>
-        </w:rPr>
-        <w:t>Team of 3, Client: Carina Eye Care</w:t>
+          <w:szCs w:val="20"/>
+        </w:rPr>
+        <w:t>Get2Know</w:t>
       </w:r>
     </w:p>
     <w:p>
@@ -975,21 +937,153 @@
         <w:spacing w:before="20" w:after="20"/>
         <w:rPr>
           <w:bCs/>
-        </w:rPr>
-      </w:pPr>
-      <w:r>
-        <w:t>Led the migration of an outdated website to a modern platform to enhance user experience and maintainabilit</w:t>
-      </w:r>
-      <w:r>
-        <w:t xml:space="preserve">y using Next.js and </w:t>
-      </w:r>
-      <w:proofErr w:type="spellStart"/>
-      <w:r>
-        <w:t>TypeScirpt</w:t>
-      </w:r>
-      <w:proofErr w:type="spellEnd"/>
-      <w:r>
-        <w:t>.</w:t>
+          <w:sz w:val="20"/>
+          <w:szCs w:val="20"/>
+        </w:rPr>
+      </w:pPr>
+      <w:r>
+        <w:rPr>
+          <w:sz w:val="20"/>
+          <w:szCs w:val="20"/>
+        </w:rPr>
+        <w:t>Developed an Odoo app to manage participant profiles, allowing users to input and update essential information such as name and address</w:t>
+      </w:r>
+      <w:r>
+        <w:rPr>
+          <w:sz w:val="20"/>
+          <w:szCs w:val="20"/>
+        </w:rPr>
+        <w:t xml:space="preserve"> and medical information using python. </w:t>
+      </w:r>
+    </w:p>
+    <w:p>
+      <w:pPr>
+        <w:pStyle w:val="NormalWeb"/>
+        <w:numPr>
+          <w:ilvl w:val="0"/>
+          <w:numId w:val="14"/>
+        </w:numPr>
+        <w:rPr>
+          <w:sz w:val="20"/>
+          <w:szCs w:val="20"/>
+        </w:rPr>
+      </w:pPr>
+      <w:r>
+        <w:rPr>
+          <w:sz w:val="20"/>
+          <w:szCs w:val="20"/>
+        </w:rPr>
+        <w:t>Collaborated with the client to gather requirements, create user stories, and define app features that streamline participant data management.</w:t>
+      </w:r>
+    </w:p>
+    <w:p>
+      <w:pPr>
+        <w:pStyle w:val="NormalWeb"/>
+        <w:numPr>
+          <w:ilvl w:val="0"/>
+          <w:numId w:val="14"/>
+        </w:numPr>
+        <w:rPr>
+          <w:sz w:val="20"/>
+          <w:szCs w:val="20"/>
+        </w:rPr>
+      </w:pPr>
+      <w:r>
+        <w:rPr>
+          <w:sz w:val="20"/>
+          <w:szCs w:val="20"/>
+        </w:rPr>
+        <w:t>Designed the user interface to simplify profile management for managers, ensuring easy access to and updates for participant details</w:t>
+      </w:r>
+    </w:p>
+    <w:p>
+      <w:pPr>
+        <w:pStyle w:val="NormalWeb"/>
+        <w:numPr>
+          <w:ilvl w:val="0"/>
+          <w:numId w:val="14"/>
+        </w:numPr>
+        <w:rPr>
+          <w:sz w:val="20"/>
+          <w:szCs w:val="20"/>
+        </w:rPr>
+      </w:pPr>
+      <w:r>
+        <w:rPr>
+          <w:sz w:val="20"/>
+          <w:szCs w:val="20"/>
+        </w:rPr>
+        <w:t>Utilized Docker to containerize the application, ensuring smooth deployment and scalability across environments</w:t>
+      </w:r>
+    </w:p>
+    <w:p>
+      <w:pPr>
+        <w:pStyle w:val="NormalWeb"/>
+        <w:numPr>
+          <w:ilvl w:val="0"/>
+          <w:numId w:val="14"/>
+        </w:numPr>
+        <w:jc w:val="both"/>
+        <w:rPr>
+          <w:sz w:val="20"/>
+          <w:szCs w:val="20"/>
+        </w:rPr>
+      </w:pPr>
+      <w:r>
+        <w:rPr>
+          <w:rStyle w:val="Strong"/>
+          <w:sz w:val="20"/>
+          <w:szCs w:val="20"/>
+        </w:rPr>
+        <w:t>Technologies Used:</w:t>
+      </w:r>
+      <w:r>
+        <w:rPr>
+          <w:sz w:val="20"/>
+          <w:szCs w:val="20"/>
+        </w:rPr>
+        <w:t xml:space="preserve">  Python, CSS, XML</w:t>
+      </w:r>
+      <w:r>
+        <w:rPr>
+          <w:sz w:val="20"/>
+          <w:szCs w:val="20"/>
+        </w:rPr>
+        <w:t>, Docker</w:t>
+      </w:r>
+    </w:p>
+    <w:p>
+      <w:pPr>
+        <w:tabs>
+          <w:tab w:val="right" w:pos="10800"/>
+        </w:tabs>
+        <w:spacing w:before="20" w:after="20"/>
+        <w:rPr>
+          <w:bCs/>
+          <w:szCs w:val="20"/>
+        </w:rPr>
+      </w:pPr>
+      <w:r>
+        <w:rPr>
+          <w:b/>
+          <w:bCs/>
+          <w:szCs w:val="20"/>
+        </w:rPr>
+        <w:t>Carina Eye Care Website Migration</w:t>
+      </w:r>
+      <w:r>
+        <w:rPr>
+          <w:b/>
+          <w:szCs w:val="20"/>
+        </w:rPr>
+        <w:t xml:space="preserve">, </w:t>
+      </w:r>
+      <w:r>
+        <w:rPr>
+          <w:bCs/>
+          <w:szCs w:val="20"/>
+        </w:rPr>
+        <w:t>Team of 3, Client: Carina Eye Care</w:t>
       </w:r>
     </w:p>
     <w:p>
@@ -1005,9 +1099,56 @@
         <w:spacing w:before="20" w:after="20"/>
         <w:rPr>
           <w:bCs/>
-        </w:rPr>
-      </w:pPr>
-      <w:r>
+          <w:sz w:val="20"/>
+          <w:szCs w:val="20"/>
+        </w:rPr>
+      </w:pPr>
+      <w:r>
+        <w:rPr>
+          <w:sz w:val="20"/>
+          <w:szCs w:val="20"/>
+        </w:rPr>
+        <w:t xml:space="preserve">Led the migration of an outdated website to a modern platform to enhance user experience and maintainability using Next.js and </w:t>
+      </w:r>
+      <w:proofErr w:type="spellStart"/>
+      <w:r>
+        <w:rPr>
+          <w:sz w:val="20"/>
+          <w:szCs w:val="20"/>
+        </w:rPr>
+        <w:t>TypeScirpt</w:t>
+      </w:r>
+      <w:proofErr w:type="spellEnd"/>
+      <w:r>
+        <w:rPr>
+          <w:sz w:val="20"/>
+          <w:szCs w:val="20"/>
+        </w:rPr>
+        <w:t>.</w:t>
+      </w:r>
+    </w:p>
+    <w:p>
+      <w:pPr>
+        <w:pStyle w:val="ListParagraph"/>
+        <w:numPr>
+          <w:ilvl w:val="0"/>
+          <w:numId w:val="14"/>
+        </w:numPr>
+        <w:tabs>
+          <w:tab w:val="right" w:pos="10800"/>
+        </w:tabs>
+        <w:spacing w:before="20" w:after="20"/>
+        <w:rPr>
+          <w:bCs/>
+          <w:sz w:val="20"/>
+          <w:szCs w:val="20"/>
+        </w:rPr>
+      </w:pPr>
+      <w:r>
+        <w:rPr>
+          <w:sz w:val="20"/>
+          <w:szCs w:val="20"/>
+        </w:rPr>
         <w:t xml:space="preserve">Conducted meetings with the client to gather and document requirements, developed a technology proposal, and presented it for approval. </w:t>
       </w:r>
     </w:p>
@@ -1018,8 +1159,16 @@
           <w:ilvl w:val="0"/>
           <w:numId w:val="14"/>
         </w:numPr>
-      </w:pPr>
-      <w:r>
+        <w:rPr>
+          <w:sz w:val="20"/>
+          <w:szCs w:val="20"/>
+        </w:rPr>
+      </w:pPr>
+      <w:r>
+        <w:rPr>
+          <w:sz w:val="20"/>
+          <w:szCs w:val="20"/>
+        </w:rPr>
         <w:t xml:space="preserve">Organized and assigned tasks to team members, tracked project progress, and facilitated weekly retrospective meetings with the client to ensure alignment. </w:t>
       </w:r>
     </w:p>
@@ -1030,22 +1179,40 @@
           <w:ilvl w:val="0"/>
           <w:numId w:val="14"/>
         </w:numPr>
+        <w:rPr>
+          <w:sz w:val="20"/>
+          <w:szCs w:val="20"/>
+        </w:rPr>
       </w:pPr>
       <w:r>
         <w:rPr>
           <w:rStyle w:val="Strong"/>
+          <w:sz w:val="20"/>
+          <w:szCs w:val="20"/>
         </w:rPr>
         <w:t>Technologies Used:</w:t>
       </w:r>
       <w:r>
+        <w:rPr>
+          <w:sz w:val="20"/>
+          <w:szCs w:val="20"/>
+        </w:rPr>
         <w:t xml:space="preserve"> Next.js, </w:t>
       </w:r>
       <w:proofErr w:type="spellStart"/>
       <w:r>
+        <w:rPr>
+          <w:sz w:val="20"/>
+          <w:szCs w:val="20"/>
+        </w:rPr>
         <w:t>Storyblok</w:t>
       </w:r>
       <w:proofErr w:type="spellEnd"/>
       <w:r>
+        <w:rPr>
+          <w:sz w:val="20"/>
+          <w:szCs w:val="20"/>
+        </w:rPr>
         <w:t xml:space="preserve"> (Headless CMS), TypeScript</w:t>
       </w:r>
     </w:p>
@@ -1058,6 +1225,7 @@
         <w:spacing w:before="20" w:after="20"/>
         <w:ind w:left="0"/>
         <w:rPr>
+          <w:sz w:val="22"/>
           <w:lang w:val="vi-VN"/>
         </w:rPr>
         <w:sectPr>
@@ -1069,6 +1237,9 @@
         </w:sectPr>
       </w:pPr>
       <w:r>
+        <w:rPr>
+          <w:sz w:val="22"/>
+        </w:rPr>
         <w:t>SKILLS</w:t>
       </w:r>
     </w:p>
@@ -1083,6 +1254,9 @@
           <w:tab w:val="left" w:pos="279"/>
         </w:tabs>
         <w:spacing w:before="20" w:after="20"/>
+        <w:rPr>
+          <w:sz w:val="20"/>
+        </w:rPr>
       </w:pPr>
       <w:r>
         <w:rPr>
@@ -1090,6 +1264,7 @@
           <w:b/>
           <w:bCs/>
           <w:color w:val="000000" w:themeColor="text1"/>
+          <w:sz w:val="20"/>
           <w:lang w:val="en-GB"/>
         </w:rPr>
         <w:t>Language</w:t>
@@ -1100,6 +1275,7 @@
           <w:b/>
           <w:bCs/>
           <w:color w:val="000000" w:themeColor="text1"/>
+          <w:sz w:val="20"/>
           <w:lang w:val="en-GB"/>
         </w:rPr>
         <w:t>s</w:t>
@@ -1108,6 +1284,7 @@
         <w:rPr>
           <w:rFonts w:eastAsiaTheme="minorEastAsia"/>
           <w:color w:val="000000" w:themeColor="text1"/>
+          <w:sz w:val="20"/>
           <w:lang w:val="en-GB"/>
         </w:rPr>
         <w:t xml:space="preserve">: </w:t>
@@ -1116,6 +1293,7 @@
         <w:rPr>
           <w:rFonts w:eastAsiaTheme="minorEastAsia"/>
           <w:color w:val="000000" w:themeColor="text1"/>
+          <w:sz w:val="20"/>
           <w:lang w:val="en-GB"/>
         </w:rPr>
         <w:t>Python, C, C++</w:t>
@@ -1124,6 +1302,7 @@
         <w:rPr>
           <w:rFonts w:eastAsiaTheme="minorEastAsia"/>
           <w:color w:val="000000" w:themeColor="text1"/>
+          <w:sz w:val="20"/>
           <w:lang w:val="en-GB"/>
         </w:rPr>
         <w:t>, C#</w:t>
@@ -1132,6 +1311,7 @@
         <w:rPr>
           <w:rFonts w:eastAsiaTheme="minorEastAsia"/>
           <w:color w:val="000000" w:themeColor="text1"/>
+          <w:sz w:val="20"/>
           <w:lang w:val="en-GB"/>
         </w:rPr>
         <w:t>, HTML5, CSS,</w:t>
@@ -1140,6 +1320,7 @@
         <w:rPr>
           <w:rFonts w:eastAsiaTheme="minorEastAsia"/>
           <w:color w:val="000000" w:themeColor="text1"/>
+          <w:sz w:val="20"/>
           <w:lang w:val="en-GB"/>
         </w:rPr>
         <w:t xml:space="preserve"> </w:t>
@@ -1148,6 +1329,7 @@
         <w:rPr>
           <w:rFonts w:eastAsiaTheme="minorEastAsia"/>
           <w:color w:val="000000" w:themeColor="text1"/>
+          <w:sz w:val="20"/>
           <w:lang w:val="en-GB"/>
         </w:rPr>
         <w:t>JavaScript</w:t>
@@ -1156,6 +1338,7 @@
         <w:rPr>
           <w:rFonts w:eastAsiaTheme="minorEastAsia"/>
           <w:color w:val="000000" w:themeColor="text1"/>
+          <w:sz w:val="20"/>
           <w:lang w:val="en-GB"/>
         </w:rPr>
         <w:t xml:space="preserve"> </w:t>
@@ -1172,6 +1355,9 @@
           <w:tab w:val="left" w:pos="279"/>
         </w:tabs>
         <w:spacing w:before="20" w:after="20"/>
+        <w:rPr>
+          <w:sz w:val="20"/>
+        </w:rPr>
       </w:pPr>
       <w:r>
         <w:rPr>
@@ -1179,6 +1365,7 @@
           <w:b/>
           <w:bCs/>
           <w:color w:val="000000" w:themeColor="text1"/>
+          <w:sz w:val="20"/>
         </w:rPr>
         <w:t>Framework</w:t>
       </w:r>
@@ -1188,6 +1375,7 @@
           <w:b/>
           <w:bCs/>
           <w:color w:val="000000" w:themeColor="text1"/>
+          <w:sz w:val="20"/>
         </w:rPr>
         <w:t>s</w:t>
       </w:r>
@@ -1195,6 +1383,7 @@
         <w:rPr>
           <w:rFonts w:eastAsiaTheme="minorEastAsia"/>
           <w:color w:val="000000" w:themeColor="text1"/>
+          <w:sz w:val="20"/>
         </w:rPr>
         <w:t xml:space="preserve">: </w:t>
       </w:r>
@@ -1202,33 +1391,10 @@
         <w:rPr>
           <w:rFonts w:eastAsiaTheme="minorEastAsia"/>
           <w:color w:val="000000" w:themeColor="text1"/>
+          <w:sz w:val="20"/>
           <w:lang w:val="en-GB"/>
         </w:rPr>
-        <w:t>Node</w:t>
-      </w:r>
-      <w:r>
-        <w:rPr>
-          <w:rFonts w:eastAsiaTheme="minorEastAsia"/>
-          <w:color w:val="000000" w:themeColor="text1"/>
-          <w:lang w:val="en-GB"/>
-        </w:rPr>
-        <w:t>J</w:t>
-      </w:r>
-      <w:r>
-        <w:rPr>
-          <w:rFonts w:eastAsiaTheme="minorEastAsia"/>
-          <w:color w:val="000000" w:themeColor="text1"/>
-          <w:lang w:val="en-GB"/>
-        </w:rPr>
-        <w:t>S</w:t>
-      </w:r>
-      <w:r>
-        <w:rPr>
-          <w:rFonts w:eastAsiaTheme="minorEastAsia"/>
-          <w:color w:val="000000" w:themeColor="text1"/>
-          <w:lang w:val="en-GB"/>
-        </w:rPr>
-        <w:t>, ReactJs, Angular</w:t>
+        <w:t>NodeJS, ReactJs, Angular</w:t>
       </w:r>
     </w:p>
     <w:p>
@@ -1242,6 +1408,9 @@
           <w:tab w:val="left" w:pos="279"/>
         </w:tabs>
         <w:spacing w:before="20" w:after="20"/>
+        <w:rPr>
+          <w:sz w:val="20"/>
+        </w:rPr>
       </w:pPr>
       <w:r>
         <w:rPr>
@@ -1249,14 +1418,15 @@
           <w:b/>
           <w:bCs/>
           <w:color w:val="000000" w:themeColor="text1"/>
+          <w:sz w:val="20"/>
         </w:rPr>
         <w:t>Platform</w:t>
       </w:r>
       <w:r>
-        <w:t>:</w:t>
-      </w:r>
-      <w:r>
-        <w:t xml:space="preserve"> Window, Mac, Linux</w:t>
+        <w:rPr>
+          <w:sz w:val="20"/>
+        </w:rPr>
+        <w:t>: Window, Mac, Linux</w:t>
       </w:r>
     </w:p>
     <w:p>
@@ -1270,6 +1440,9 @@
           <w:tab w:val="left" w:pos="279"/>
         </w:tabs>
         <w:spacing w:before="20" w:after="20"/>
+        <w:rPr>
+          <w:sz w:val="20"/>
+        </w:rPr>
       </w:pPr>
       <w:r>
         <w:rPr>
@@ -1277,6 +1450,7 @@
           <w:b/>
           <w:bCs/>
           <w:color w:val="000000" w:themeColor="text1"/>
+          <w:sz w:val="20"/>
         </w:rPr>
         <w:t>Database</w:t>
       </w:r>
@@ -1284,6 +1458,7 @@
         <w:rPr>
           <w:rFonts w:eastAsiaTheme="minorEastAsia"/>
           <w:color w:val="000000" w:themeColor="text1"/>
+          <w:sz w:val="20"/>
         </w:rPr>
         <w:t xml:space="preserve">: </w:t>
       </w:r>
@@ -1291,6 +1466,7 @@
         <w:rPr>
           <w:rFonts w:eastAsiaTheme="minorEastAsia"/>
           <w:color w:val="000000" w:themeColor="text1"/>
+          <w:sz w:val="20"/>
           <w:lang w:val="en-GB"/>
         </w:rPr>
         <w:t>SQL, MySQL, MSSQL.</w:t>
@@ -1307,6 +1483,9 @@
           <w:tab w:val="left" w:pos="279"/>
         </w:tabs>
         <w:spacing w:before="20" w:after="20"/>
+        <w:rPr>
+          <w:sz w:val="20"/>
+        </w:rPr>
       </w:pPr>
       <w:r>
         <w:rPr>
@@ -1314,6 +1493,7 @@
           <w:b/>
           <w:bCs/>
           <w:color w:val="000000" w:themeColor="text1"/>
+          <w:sz w:val="20"/>
           <w:lang w:val="en-GB"/>
         </w:rPr>
         <w:t>Tools</w:t>
@@ -1322,6 +1502,7 @@
         <w:rPr>
           <w:rFonts w:eastAsiaTheme="minorEastAsia"/>
           <w:color w:val="000000" w:themeColor="text1"/>
+          <w:sz w:val="20"/>
           <w:lang w:val="en-GB"/>
         </w:rPr>
         <w:t>: AWS, Docker, GitHub, Asana, Postman</w:t>
@@ -1338,31 +1519,37 @@
           <w:tab w:val="left" w:pos="279"/>
         </w:tabs>
         <w:spacing w:before="20" w:after="20"/>
+        <w:rPr>
+          <w:sz w:val="20"/>
+        </w:rPr>
       </w:pPr>
       <w:r>
         <w:rPr>
           <w:b/>
           <w:bCs/>
+          <w:sz w:val="20"/>
           <w:lang w:val="en-AU"/>
         </w:rPr>
         <w:t>ERP</w:t>
       </w:r>
       <w:r>
         <w:rPr>
+          <w:sz w:val="20"/>
           <w:lang w:val="en-AU"/>
         </w:rPr>
         <w:t xml:space="preserve">: </w:t>
       </w:r>
       <w:r>
         <w:rPr>
+          <w:sz w:val="20"/>
           <w:lang w:val="en-AU"/>
         </w:rPr>
         <w:t>Odoo</w:t>
       </w:r>
-      <w:bookmarkStart w:id="1" w:name="_h2v56et7ofq0" w:colFirst="0" w:colLast="0"/>
-      <w:bookmarkStart w:id="2" w:name="_rw5lhlyzszgh" w:colFirst="0" w:colLast="0"/>
-      <w:bookmarkEnd w:id="1"/>
+      <w:bookmarkStart w:id="2" w:name="_h2v56et7ofq0" w:colFirst="0" w:colLast="0"/>
+      <w:bookmarkStart w:id="3" w:name="_rw5lhlyzszgh" w:colFirst="0" w:colLast="0"/>
       <w:bookmarkEnd w:id="2"/>
+      <w:bookmarkEnd w:id="3"/>
     </w:p>
     <w:sectPr>
       <w:type w:val="continuous"/>
@@ -1375,7 +1562,7 @@
 </file>
 
 <file path=word/endnotes.xml><?xml version="1.0" encoding="utf-8"?>
-<w:endnotes xmlns:wpc="http://schemas.microsoft.com/office/word/2010/wordprocessingCanvas" xmlns:cx="http://schemas.microsoft.com/office/drawing/2014/chartex" xmlns:cx1="http://schemas.microsoft.com/office/drawing/2015/9/8/chartex" xmlns:cx2="http://schemas.microsoft.com/office/drawing/2015/10/21/chartex" xmlns:cx3="http://schemas.microsoft.com/office/drawing/2016/5/9/chartex" xmlns:cx4="http://schemas.microsoft.com/office/drawing/2016/5/10/chartex" xmlns:cx5="http://schemas.microsoft.com/office/drawing/2016/5/11/chartex" xmlns:cx6="http://schemas.microsoft.com/office/drawing/2016/5/12/chartex" xmlns:cx7="http://schemas.microsoft.com/office/drawing/2016/5/13/chartex" xmlns:cx8="http://schemas.microsoft.com/office/drawing/2016/5/14/chartex" xmlns:mc="http://schemas.openxmlformats.org/markup-compatibility/2006" xmlns:aink="http://schemas.microsoft.com/office/drawing/2016/ink" xmlns:am3d="http://schemas.microsoft.com/office/drawing/2017/model3d" xmlns:o="urn:schemas-microsoft-com:office:office" xmlns:oel="http://schemas.microsoft.com/office/2019/extlst" xmlns:r="http://schemas.openxmlformats.org/officeDocument/2006/relationships" xmlns:m="http://schemas.openxmlformats.org/officeDocument/2006/math" xmlns:v="urn:schemas-microsoft-com:vml" xmlns:wp14="http://schemas.microsoft.com/office/word/2010/wordprocessingDrawing" xmlns:wp="http://schemas.openxmlformats.org/drawingml/2006/wordprocessingDrawing" xmlns:w10="urn:schemas-microsoft-com:office:word" xmlns:w="http://schemas.openxmlformats.org/wordprocessingml/2006/main" xmlns:w14="http://schemas.microsoft.com/office/word/2010/wordml" xmlns:w15="http://schemas.microsoft.com/office/word/2012/wordml" xmlns:w16cex="http://schemas.microsoft.com/office/word/2018/wordml/cex" xmlns:w16cid="http://schemas.microsoft.com/office/word/2016/wordml/cid" xmlns:w16="http://schemas.microsoft.com/office/word/2018/wordml" xmlns:w16du="http://schemas.microsoft.com/office/word/2023/wordml/word16du" xmlns:w16sdtdh="http://schemas.microsoft.com/office/word/2020/wordml/sdtdatahash" xmlns:w16se="http://schemas.microsoft.com/office/word/2015/wordml/symex" xmlns:wpg="http://schemas.microsoft.com/office/word/2010/wordprocessingGroup" xmlns:wpi="http://schemas.microsoft.com/office/word/2010/wordprocessingInk" xmlns:wne="http://schemas.microsoft.com/office/word/2006/wordml" xmlns:wps="http://schemas.microsoft.com/office/word/2010/wordprocessingShape" mc:Ignorable="w14 w15 w16se w16cid w16 w16cex w16sdtdh w16du wp14">
+<w:endnotes xmlns:wpc="http://schemas.microsoft.com/office/word/2010/wordprocessingCanvas" xmlns:cx="http://schemas.microsoft.com/office/drawing/2014/chartex" xmlns:cx1="http://schemas.microsoft.com/office/drawing/2015/9/8/chartex" xmlns:cx2="http://schemas.microsoft.com/office/drawing/2015/10/21/chartex" xmlns:cx3="http://schemas.microsoft.com/office/drawing/2016/5/9/chartex" xmlns:cx4="http://schemas.microsoft.com/office/drawing/2016/5/10/chartex" xmlns:cx5="http://schemas.microsoft.com/office/drawing/2016/5/11/chartex" xmlns:cx6="http://schemas.microsoft.com/office/drawing/2016/5/12/chartex" xmlns:cx7="http://schemas.microsoft.com/office/drawing/2016/5/13/chartex" xmlns:cx8="http://schemas.microsoft.com/office/drawing/2016/5/14/chartex" xmlns:mc="http://schemas.openxmlformats.org/markup-compatibility/2006" xmlns:aink="http://schemas.microsoft.com/office/drawing/2016/ink" xmlns:am3d="http://schemas.microsoft.com/office/drawing/2017/model3d" xmlns:o="urn:schemas-microsoft-com:office:office" xmlns:r="http://schemas.openxmlformats.org/officeDocument/2006/relationships" xmlns:m="http://schemas.openxmlformats.org/officeDocument/2006/math" xmlns:v="urn:schemas-microsoft-com:vml" xmlns:wp14="http://schemas.microsoft.com/office/word/2010/wordprocessingDrawing" xmlns:wp="http://schemas.openxmlformats.org/drawingml/2006/wordprocessingDrawing" xmlns:w10="urn:schemas-microsoft-com:office:word" xmlns:w="http://schemas.openxmlformats.org/wordprocessingml/2006/main" xmlns:w14="http://schemas.microsoft.com/office/word/2010/wordml" xmlns:w15="http://schemas.microsoft.com/office/word/2012/wordml" xmlns:w16cid="http://schemas.microsoft.com/office/word/2016/wordml/cid" xmlns:w16se="http://schemas.microsoft.com/office/word/2015/wordml/symex" xmlns:wpg="http://schemas.microsoft.com/office/word/2010/wordprocessingGroup" xmlns:wpi="http://schemas.microsoft.com/office/word/2010/wordprocessingInk" xmlns:wne="http://schemas.microsoft.com/office/word/2006/wordml" xmlns:wps="http://schemas.microsoft.com/office/word/2010/wordprocessingShape" mc:Ignorable="w14 w15 w16se w16cid wp14">
   <w:endnote w:type="separator" w:id="-1">
     <w:p>
       <w:r>
@@ -1394,7 +1581,7 @@
 </file>
 
 <file path=word/footnotes.xml><?xml version="1.0" encoding="utf-8"?>
-<w:footnotes xmlns:wpc="http://schemas.microsoft.com/office/word/2010/wordprocessingCanvas" xmlns:cx="http://schemas.microsoft.com/office/drawing/2014/chartex" xmlns:cx1="http://schemas.microsoft.com/office/drawing/2015/9/8/chartex" xmlns:cx2="http://schemas.microsoft.com/office/drawing/2015/10/21/chartex" xmlns:cx3="http://schemas.microsoft.com/office/drawing/2016/5/9/chartex" xmlns:cx4="http://schemas.microsoft.com/office/drawing/2016/5/10/chartex" xmlns:cx5="http://schemas.microsoft.com/office/drawing/2016/5/11/chartex" xmlns:cx6="http://schemas.microsoft.com/office/drawing/2016/5/12/chartex" xmlns:cx7="http://schemas.microsoft.com/office/drawing/2016/5/13/chartex" xmlns:cx8="http://schemas.microsoft.com/office/drawing/2016/5/14/chartex" xmlns:mc="http://schemas.openxmlformats.org/markup-compatibility/2006" xmlns:aink="http://schemas.microsoft.com/office/drawing/2016/ink" xmlns:am3d="http://schemas.microsoft.com/office/drawing/2017/model3d" xmlns:o="urn:schemas-microsoft-com:office:office" xmlns:oel="http://schemas.microsoft.com/office/2019/extlst" xmlns:r="http://schemas.openxmlformats.org/officeDocument/2006/relationships" xmlns:m="http://schemas.openxmlformats.org/officeDocument/2006/math" xmlns:v="urn:schemas-microsoft-com:vml" xmlns:wp14="http://schemas.microsoft.com/office/word/2010/wordprocessingDrawing" xmlns:wp="http://schemas.openxmlformats.org/drawingml/2006/wordprocessingDrawing" xmlns:w10="urn:schemas-microsoft-com:office:word" xmlns:w="http://schemas.openxmlformats.org/wordprocessingml/2006/main" xmlns:w14="http://schemas.microsoft.com/office/word/2010/wordml" xmlns:w15="http://schemas.microsoft.com/office/word/2012/wordml" xmlns:w16cex="http://schemas.microsoft.com/office/word/2018/wordml/cex" xmlns:w16cid="http://schemas.microsoft.com/office/word/2016/wordml/cid" xmlns:w16="http://schemas.microsoft.com/office/word/2018/wordml" xmlns:w16du="http://schemas.microsoft.com/office/word/2023/wordml/word16du" xmlns:w16sdtdh="http://schemas.microsoft.com/office/word/2020/wordml/sdtdatahash" xmlns:w16se="http://schemas.microsoft.com/office/word/2015/wordml/symex" xmlns:wpg="http://schemas.microsoft.com/office/word/2010/wordprocessingGroup" xmlns:wpi="http://schemas.microsoft.com/office/word/2010/wordprocessingInk" xmlns:wne="http://schemas.microsoft.com/office/word/2006/wordml" xmlns:wps="http://schemas.microsoft.com/office/word/2010/wordprocessingShape" mc:Ignorable="w14 w15 w16se w16cid w16 w16cex w16sdtdh w16du wp14">
+<w:footnotes xmlns:wpc="http://schemas.microsoft.com/office/word/2010/wordprocessingCanvas" xmlns:cx="http://schemas.microsoft.com/office/drawing/2014/chartex" xmlns:cx1="http://schemas.microsoft.com/office/drawing/2015/9/8/chartex" xmlns:cx2="http://schemas.microsoft.com/office/drawing/2015/10/21/chartex" xmlns:cx3="http://schemas.microsoft.com/office/drawing/2016/5/9/chartex" xmlns:cx4="http://schemas.microsoft.com/office/drawing/2016/5/10/chartex" xmlns:cx5="http://schemas.microsoft.com/office/drawing/2016/5/11/chartex" xmlns:cx6="http://schemas.microsoft.com/office/drawing/2016/5/12/chartex" xmlns:cx7="http://schemas.microsoft.com/office/drawing/2016/5/13/chartex" xmlns:cx8="http://schemas.microsoft.com/office/drawing/2016/5/14/chartex" xmlns:mc="http://schemas.openxmlformats.org/markup-compatibility/2006" xmlns:aink="http://schemas.microsoft.com/office/drawing/2016/ink" xmlns:am3d="http://schemas.microsoft.com/office/drawing/2017/model3d" xmlns:o="urn:schemas-microsoft-com:office:office" xmlns:r="http://schemas.openxmlformats.org/officeDocument/2006/relationships" xmlns:m="http://schemas.openxmlformats.org/officeDocument/2006/math" xmlns:v="urn:schemas-microsoft-com:vml" xmlns:wp14="http://schemas.microsoft.com/office/word/2010/wordprocessingDrawing" xmlns:wp="http://schemas.openxmlformats.org/drawingml/2006/wordprocessingDrawing" xmlns:w10="urn:schemas-microsoft-com:office:word" xmlns:w="http://schemas.openxmlformats.org/wordprocessingml/2006/main" xmlns:w14="http://schemas.microsoft.com/office/word/2010/wordml" xmlns:w15="http://schemas.microsoft.com/office/word/2012/wordml" xmlns:w16cid="http://schemas.microsoft.com/office/word/2016/wordml/cid" xmlns:w16se="http://schemas.microsoft.com/office/word/2015/wordml/symex" xmlns:wpg="http://schemas.microsoft.com/office/word/2010/wordprocessingGroup" xmlns:wpi="http://schemas.microsoft.com/office/word/2010/wordprocessingInk" xmlns:wne="http://schemas.microsoft.com/office/word/2006/wordml" xmlns:wps="http://schemas.microsoft.com/office/word/2010/wordprocessingShape" mc:Ignorable="w14 w15 w16se w16cid wp14">
   <w:footnote w:type="separator" w:id="-1">
     <w:p>
       <w:r>
@@ -1413,7 +1600,7 @@
 </file>
 
 <file path=word/numbering.xml><?xml version="1.0" encoding="utf-8"?>
-<w:numbering xmlns:wpc="http://schemas.microsoft.com/office/word/2010/wordprocessingCanvas" xmlns:cx="http://schemas.microsoft.com/office/drawing/2014/chartex" xmlns:cx1="http://schemas.microsoft.com/office/drawing/2015/9/8/chartex" xmlns:cx2="http://schemas.microsoft.com/office/drawing/2015/10/21/chartex" xmlns:cx3="http://schemas.microsoft.com/office/drawing/2016/5/9/chartex" xmlns:cx4="http://schemas.microsoft.com/office/drawing/2016/5/10/chartex" xmlns:cx5="http://schemas.microsoft.com/office/drawing/2016/5/11/chartex" xmlns:cx6="http://schemas.microsoft.com/office/drawing/2016/5/12/chartex" xmlns:cx7="http://schemas.microsoft.com/office/drawing/2016/5/13/chartex" xmlns:cx8="http://schemas.microsoft.com/office/drawing/2016/5/14/chartex" xmlns:mc="http://schemas.openxmlformats.org/markup-compatibility/2006" xmlns:aink="http://schemas.microsoft.com/office/drawing/2016/ink" xmlns:am3d="http://schemas.microsoft.com/office/drawing/2017/model3d" xmlns:o="urn:schemas-microsoft-com:office:office" xmlns:oel="http://schemas.microsoft.com/office/2019/extlst" xmlns:r="http://schemas.openxmlformats.org/officeDocument/2006/relationships" xmlns:m="http://schemas.openxmlformats.org/officeDocument/2006/math" xmlns:v="urn:schemas-microsoft-com:vml" xmlns:wp14="http://schemas.microsoft.com/office/word/2010/wordprocessingDrawing" xmlns:wp="http://schemas.openxmlformats.org/drawingml/2006/wordprocessingDrawing" xmlns:w10="urn:schemas-microsoft-com:office:word" xmlns:w="http://schemas.openxmlformats.org/wordprocessingml/2006/main" xmlns:w14="http://schemas.microsoft.com/office/word/2010/wordml" xmlns:w15="http://schemas.microsoft.com/office/word/2012/wordml" xmlns:w16cex="http://schemas.microsoft.com/office/word/2018/wordml/cex" xmlns:w16cid="http://schemas.microsoft.com/office/word/2016/wordml/cid" xmlns:w16="http://schemas.microsoft.com/office/word/2018/wordml" xmlns:w16du="http://schemas.microsoft.com/office/word/2023/wordml/word16du" xmlns:w16sdtdh="http://schemas.microsoft.com/office/word/2020/wordml/sdtdatahash" xmlns:w16se="http://schemas.microsoft.com/office/word/2015/wordml/symex" xmlns:wpg="http://schemas.microsoft.com/office/word/2010/wordprocessingGroup" xmlns:wpi="http://schemas.microsoft.com/office/word/2010/wordprocessingInk" xmlns:wne="http://schemas.microsoft.com/office/word/2006/wordml" xmlns:wps="http://schemas.microsoft.com/office/word/2010/wordprocessingShape" mc:Ignorable="w14 w15 w16se w16cid w16 w16cex w16sdtdh w16du wp14">
+<w:numbering xmlns:wpc="http://schemas.microsoft.com/office/word/2010/wordprocessingCanvas" xmlns:cx="http://schemas.microsoft.com/office/drawing/2014/chartex" xmlns:cx1="http://schemas.microsoft.com/office/drawing/2015/9/8/chartex" xmlns:cx2="http://schemas.microsoft.com/office/drawing/2015/10/21/chartex" xmlns:cx3="http://schemas.microsoft.com/office/drawing/2016/5/9/chartex" xmlns:cx4="http://schemas.microsoft.com/office/drawing/2016/5/10/chartex" xmlns:cx5="http://schemas.microsoft.com/office/drawing/2016/5/11/chartex" xmlns:cx6="http://schemas.microsoft.com/office/drawing/2016/5/12/chartex" xmlns:cx7="http://schemas.microsoft.com/office/drawing/2016/5/13/chartex" xmlns:cx8="http://schemas.microsoft.com/office/drawing/2016/5/14/chartex" xmlns:mc="http://schemas.openxmlformats.org/markup-compatibility/2006" xmlns:aink="http://schemas.microsoft.com/office/drawing/2016/ink" xmlns:am3d="http://schemas.microsoft.com/office/drawing/2017/model3d" xmlns:o="urn:schemas-microsoft-com:office:office" xmlns:r="http://schemas.openxmlformats.org/officeDocument/2006/relationships" xmlns:m="http://schemas.openxmlformats.org/officeDocument/2006/math" xmlns:v="urn:schemas-microsoft-com:vml" xmlns:wp14="http://schemas.microsoft.com/office/word/2010/wordprocessingDrawing" xmlns:wp="http://schemas.openxmlformats.org/drawingml/2006/wordprocessingDrawing" xmlns:w10="urn:schemas-microsoft-com:office:word" xmlns:w="http://schemas.openxmlformats.org/wordprocessingml/2006/main" xmlns:w14="http://schemas.microsoft.com/office/word/2010/wordml" xmlns:w15="http://schemas.microsoft.com/office/word/2012/wordml" xmlns:w16cid="http://schemas.microsoft.com/office/word/2016/wordml/cid" xmlns:w16se="http://schemas.microsoft.com/office/word/2015/wordml/symex" xmlns:wpg="http://schemas.microsoft.com/office/word/2010/wordprocessingGroup" xmlns:wpi="http://schemas.microsoft.com/office/word/2010/wordprocessingInk" xmlns:wne="http://schemas.microsoft.com/office/word/2006/wordml" xmlns:wps="http://schemas.microsoft.com/office/word/2010/wordprocessingShape" mc:Ignorable="w14 w15 w16se w16cid wp14">
   <w:abstractNum w:abstractNumId="0" w15:restartNumberingAfterBreak="0">
     <w:nsid w:val="0558228A"/>
     <w:multiLevelType w:val="multilevel"/>
@@ -2016,6 +2203,268 @@
     </w:lvl>
   </w:abstractNum>
   <w:abstractNum w:abstractNumId="5" w15:restartNumberingAfterBreak="0">
+    <w:nsid w:val="1EEC6C34"/>
+    <w:multiLevelType w:val="hybridMultilevel"/>
+    <w:tmpl w:val="CEDEC8FC"/>
+    <w:lvl w:ilvl="0" w:tplc="04090001">
+      <w:start w:val="1"/>
+      <w:numFmt w:val="bullet"/>
+      <w:lvlText w:val=""/>
+      <w:lvlJc w:val="left"/>
+      <w:pPr>
+        <w:ind w:left="720" w:hanging="360"/>
+      </w:pPr>
+      <w:rPr>
+        <w:rFonts w:ascii="Symbol" w:hAnsi="Symbol" w:hint="default"/>
+      </w:rPr>
+    </w:lvl>
+    <w:lvl w:ilvl="1" w:tplc="04090003" w:tentative="1">
+      <w:start w:val="1"/>
+      <w:numFmt w:val="bullet"/>
+      <w:lvlText w:val="o"/>
+      <w:lvlJc w:val="left"/>
+      <w:pPr>
+        <w:ind w:left="1440" w:hanging="360"/>
+      </w:pPr>
+      <w:rPr>
+        <w:rFonts w:ascii="Courier New" w:hAnsi="Courier New" w:cs="Courier New" w:hint="default"/>
+      </w:rPr>
+    </w:lvl>
+    <w:lvl w:ilvl="2" w:tplc="04090005" w:tentative="1">
+      <w:start w:val="1"/>
+      <w:numFmt w:val="bullet"/>
+      <w:lvlText w:val=""/>
+      <w:lvlJc w:val="left"/>
+      <w:pPr>
+        <w:ind w:left="2160" w:hanging="360"/>
+      </w:pPr>
+      <w:rPr>
+        <w:rFonts w:ascii="Wingdings" w:hAnsi="Wingdings" w:hint="default"/>
+      </w:rPr>
+    </w:lvl>
+    <w:lvl w:ilvl="3" w:tplc="04090001" w:tentative="1">
+      <w:start w:val="1"/>
+      <w:numFmt w:val="bullet"/>
+      <w:lvlText w:val=""/>
+      <w:lvlJc w:val="left"/>
+      <w:pPr>
+        <w:ind w:left="2880" w:hanging="360"/>
+      </w:pPr>
+      <w:rPr>
+        <w:rFonts w:ascii="Symbol" w:hAnsi="Symbol" w:hint="default"/>
+      </w:rPr>
+    </w:lvl>
+    <w:lvl w:ilvl="4" w:tplc="04090003" w:tentative="1">
+      <w:start w:val="1"/>
+      <w:numFmt w:val="bullet"/>
+      <w:lvlText w:val="o"/>
+      <w:lvlJc w:val="left"/>
+      <w:pPr>
+        <w:ind w:left="3600" w:hanging="360"/>
+      </w:pPr>
+      <w:rPr>
+        <w:rFonts w:ascii="Courier New" w:hAnsi="Courier New" w:cs="Courier New" w:hint="default"/>
+      </w:rPr>
+    </w:lvl>
+    <w:lvl w:ilvl="5" w:tplc="04090005" w:tentative="1">
+      <w:start w:val="1"/>
+      <w:numFmt w:val="bullet"/>
+      <w:lvlText w:val=""/>
+      <w:lvlJc w:val="left"/>
+      <w:pPr>
+        <w:ind w:left="4320" w:hanging="360"/>
+      </w:pPr>
+      <w:rPr>
+        <w:rFonts w:ascii="Wingdings" w:hAnsi="Wingdings" w:hint="default"/>
+      </w:rPr>
+    </w:lvl>
+    <w:lvl w:ilvl="6" w:tplc="04090001" w:tentative="1">
+      <w:start w:val="1"/>
+      <w:numFmt w:val="bullet"/>
+      <w:lvlText w:val=""/>
+      <w:lvlJc w:val="left"/>
+      <w:pPr>
+        <w:ind w:left="5040" w:hanging="360"/>
+      </w:pPr>
+      <w:rPr>
+        <w:rFonts w:ascii="Symbol" w:hAnsi="Symbol" w:hint="default"/>
+      </w:rPr>
+    </w:lvl>
+    <w:lvl w:ilvl="7" w:tplc="04090003" w:tentative="1">
+      <w:start w:val="1"/>
+      <w:numFmt w:val="bullet"/>
+      <w:lvlText w:val="o"/>
+      <w:lvlJc w:val="left"/>
+      <w:pPr>
+        <w:ind w:left="5760" w:hanging="360"/>
+      </w:pPr>
+      <w:rPr>
+        <w:rFonts w:ascii="Courier New" w:hAnsi="Courier New" w:cs="Courier New" w:hint="default"/>
+      </w:rPr>
+    </w:lvl>
+    <w:lvl w:ilvl="8" w:tplc="04090005" w:tentative="1">
+      <w:start w:val="1"/>
+      <w:numFmt w:val="bullet"/>
+      <w:lvlText w:val=""/>
+      <w:lvlJc w:val="left"/>
+      <w:pPr>
+        <w:ind w:left="6480" w:hanging="360"/>
+      </w:pPr>
+      <w:rPr>
+        <w:rFonts w:ascii="Wingdings" w:hAnsi="Wingdings" w:hint="default"/>
+      </w:rPr>
+    </w:lvl>
+  </w:abstractNum>
+  <w:abstractNum w:abstractNumId="6" w15:restartNumberingAfterBreak="0">
+    <w:nsid w:val="225D6FB7"/>
+    <w:multiLevelType w:val="multilevel"/>
+    <w:tmpl w:val="1A44FA7E"/>
+    <w:lvl w:ilvl="0">
+      <w:start w:val="1"/>
+      <w:numFmt w:val="bullet"/>
+      <w:lvlText w:val=""/>
+      <w:lvlJc w:val="left"/>
+      <w:pPr>
+        <w:tabs>
+          <w:tab w:val="num" w:pos="720"/>
+        </w:tabs>
+        <w:ind w:left="720" w:hanging="360"/>
+      </w:pPr>
+      <w:rPr>
+        <w:rFonts w:ascii="Symbol" w:hAnsi="Symbol" w:hint="default"/>
+        <w:sz w:val="20"/>
+      </w:rPr>
+    </w:lvl>
+    <w:lvl w:ilvl="1" w:tentative="1">
+      <w:start w:val="1"/>
+      <w:numFmt w:val="bullet"/>
+      <w:lvlText w:val="o"/>
+      <w:lvlJc w:val="left"/>
+      <w:pPr>
+        <w:tabs>
+          <w:tab w:val="num" w:pos="1440"/>
+        </w:tabs>
+        <w:ind w:left="1440" w:hanging="360"/>
+      </w:pPr>
+      <w:rPr>
+        <w:rFonts w:ascii="Courier New" w:hAnsi="Courier New" w:hint="default"/>
+        <w:sz w:val="20"/>
+      </w:rPr>
+    </w:lvl>
+    <w:lvl w:ilvl="2" w:tentative="1">
+      <w:start w:val="1"/>
+      <w:numFmt w:val="bullet"/>
+      <w:lvlText w:val=""/>
+      <w:lvlJc w:val="left"/>
+      <w:pPr>
+        <w:tabs>
+          <w:tab w:val="num" w:pos="2160"/>
+        </w:tabs>
+        <w:ind w:left="2160" w:hanging="360"/>
+      </w:pPr>
+      <w:rPr>
+        <w:rFonts w:ascii="Wingdings" w:hAnsi="Wingdings" w:hint="default"/>
+        <w:sz w:val="20"/>
+      </w:rPr>
+    </w:lvl>
+    <w:lvl w:ilvl="3" w:tentative="1">
+      <w:start w:val="1"/>
+      <w:numFmt w:val="bullet"/>
+      <w:lvlText w:val=""/>
+      <w:lvlJc w:val="left"/>
+      <w:pPr>
+        <w:tabs>
+          <w:tab w:val="num" w:pos="2880"/>
+        </w:tabs>
+        <w:ind w:left="2880" w:hanging="360"/>
+      </w:pPr>
+      <w:rPr>
+        <w:rFonts w:ascii="Wingdings" w:hAnsi="Wingdings" w:hint="default"/>
+        <w:sz w:val="20"/>
+      </w:rPr>
+    </w:lvl>
+    <w:lvl w:ilvl="4" w:tentative="1">
+      <w:start w:val="1"/>
+      <w:numFmt w:val="bullet"/>
+      <w:lvlText w:val=""/>
+      <w:lvlJc w:val="left"/>
+      <w:pPr>
+        <w:tabs>
+          <w:tab w:val="num" w:pos="3600"/>
+        </w:tabs>
+        <w:ind w:left="3600" w:hanging="360"/>
+      </w:pPr>
+      <w:rPr>
+        <w:rFonts w:ascii="Wingdings" w:hAnsi="Wingdings" w:hint="default"/>
+        <w:sz w:val="20"/>
+      </w:rPr>
+    </w:lvl>
+    <w:lvl w:ilvl="5" w:tentative="1">
+      <w:start w:val="1"/>
+      <w:numFmt w:val="bullet"/>
+      <w:lvlText w:val=""/>
+      <w:lvlJc w:val="left"/>
+      <w:pPr>
+        <w:tabs>
+          <w:tab w:val="num" w:pos="4320"/>
+        </w:tabs>
+        <w:ind w:left="4320" w:hanging="360"/>
+      </w:pPr>
+      <w:rPr>
+        <w:rFonts w:ascii="Wingdings" w:hAnsi="Wingdings" w:hint="default"/>
+        <w:sz w:val="20"/>
+      </w:rPr>
+    </w:lvl>
+    <w:lvl w:ilvl="6" w:tentative="1">
+      <w:start w:val="1"/>
+      <w:numFmt w:val="bullet"/>
+      <w:lvlText w:val=""/>
+      <w:lvlJc w:val="left"/>
+      <w:pPr>
+        <w:tabs>
+          <w:tab w:val="num" w:pos="5040"/>
+        </w:tabs>
+        <w:ind w:left="5040" w:hanging="360"/>
+      </w:pPr>
+      <w:rPr>
+        <w:rFonts w:ascii="Wingdings" w:hAnsi="Wingdings" w:hint="default"/>
+        <w:sz w:val="20"/>
+      </w:rPr>
+    </w:lvl>
+    <w:lvl w:ilvl="7" w:tentative="1">
+      <w:start w:val="1"/>
+      <w:numFmt w:val="bullet"/>
+      <w:lvlText w:val=""/>
+      <w:lvlJc w:val="left"/>
+      <w:pPr>
+        <w:tabs>
+          <w:tab w:val="num" w:pos="5760"/>
+        </w:tabs>
+        <w:ind w:left="5760" w:hanging="360"/>
+      </w:pPr>
+      <w:rPr>
+        <w:rFonts w:ascii="Wingdings" w:hAnsi="Wingdings" w:hint="default"/>
+        <w:sz w:val="20"/>
+      </w:rPr>
+    </w:lvl>
+    <w:lvl w:ilvl="8" w:tentative="1">
+      <w:start w:val="1"/>
+      <w:numFmt w:val="bullet"/>
+      <w:lvlText w:val=""/>
+      <w:lvlJc w:val="left"/>
+      <w:pPr>
+        <w:tabs>
+          <w:tab w:val="num" w:pos="6480"/>
+        </w:tabs>
+        <w:ind w:left="6480" w:hanging="360"/>
+      </w:pPr>
+      <w:rPr>
+        <w:rFonts w:ascii="Wingdings" w:hAnsi="Wingdings" w:hint="default"/>
+        <w:sz w:val="20"/>
+      </w:rPr>
+    </w:lvl>
+  </w:abstractNum>
+  <w:abstractNum w:abstractNumId="7" w15:restartNumberingAfterBreak="0">
     <w:nsid w:val="2B242FEF"/>
     <w:multiLevelType w:val="hybridMultilevel"/>
     <w:tmpl w:val="26D295DC"/>
@@ -2128,7 +2577,7 @@
       </w:rPr>
     </w:lvl>
   </w:abstractNum>
-  <w:abstractNum w:abstractNumId="6" w15:restartNumberingAfterBreak="0">
+  <w:abstractNum w:abstractNumId="8" w15:restartNumberingAfterBreak="0">
     <w:nsid w:val="31AF4C7F"/>
     <w:multiLevelType w:val="hybridMultilevel"/>
     <w:tmpl w:val="D63C621C"/>
@@ -2241,7 +2690,7 @@
       </w:rPr>
     </w:lvl>
   </w:abstractNum>
-  <w:abstractNum w:abstractNumId="7" w15:restartNumberingAfterBreak="0">
+  <w:abstractNum w:abstractNumId="9" w15:restartNumberingAfterBreak="0">
     <w:nsid w:val="35897461"/>
     <w:multiLevelType w:val="hybridMultilevel"/>
     <w:tmpl w:val="C874B21E"/>
@@ -2354,7 +2803,7 @@
       </w:rPr>
     </w:lvl>
   </w:abstractNum>
-  <w:abstractNum w:abstractNumId="8" w15:restartNumberingAfterBreak="0">
+  <w:abstractNum w:abstractNumId="10" w15:restartNumberingAfterBreak="0">
     <w:nsid w:val="37433B57"/>
     <w:multiLevelType w:val="hybridMultilevel"/>
     <w:tmpl w:val="702CE446"/>
@@ -2467,7 +2916,7 @@
       </w:rPr>
     </w:lvl>
   </w:abstractNum>
-  <w:abstractNum w:abstractNumId="9" w15:restartNumberingAfterBreak="0">
+  <w:abstractNum w:abstractNumId="11" w15:restartNumberingAfterBreak="0">
     <w:nsid w:val="3DB501F5"/>
     <w:multiLevelType w:val="hybridMultilevel"/>
     <w:tmpl w:val="9E58028A"/>
@@ -2580,7 +3029,7 @@
       </w:rPr>
     </w:lvl>
   </w:abstractNum>
-  <w:abstractNum w:abstractNumId="10" w15:restartNumberingAfterBreak="0">
+  <w:abstractNum w:abstractNumId="12" w15:restartNumberingAfterBreak="0">
     <w:nsid w:val="3E1146D3"/>
     <w:multiLevelType w:val="hybridMultilevel"/>
     <w:tmpl w:val="944A49D4"/>
@@ -2693,7 +3142,156 @@
       </w:rPr>
     </w:lvl>
   </w:abstractNum>
-  <w:abstractNum w:abstractNumId="11" w15:restartNumberingAfterBreak="0">
+  <w:abstractNum w:abstractNumId="13" w15:restartNumberingAfterBreak="0">
+    <w:nsid w:val="3F3E7997"/>
+    <w:multiLevelType w:val="multilevel"/>
+    <w:tmpl w:val="E06876BE"/>
+    <w:lvl w:ilvl="0">
+      <w:start w:val="1"/>
+      <w:numFmt w:val="bullet"/>
+      <w:lvlText w:val=""/>
+      <w:lvlJc w:val="left"/>
+      <w:pPr>
+        <w:tabs>
+          <w:tab w:val="num" w:pos="720"/>
+        </w:tabs>
+        <w:ind w:left="720" w:hanging="360"/>
+      </w:pPr>
+      <w:rPr>
+        <w:rFonts w:ascii="Symbol" w:hAnsi="Symbol" w:hint="default"/>
+        <w:sz w:val="20"/>
+      </w:rPr>
+    </w:lvl>
+    <w:lvl w:ilvl="1" w:tentative="1">
+      <w:start w:val="1"/>
+      <w:numFmt w:val="bullet"/>
+      <w:lvlText w:val="o"/>
+      <w:lvlJc w:val="left"/>
+      <w:pPr>
+        <w:tabs>
+          <w:tab w:val="num" w:pos="1440"/>
+        </w:tabs>
+        <w:ind w:left="1440" w:hanging="360"/>
+      </w:pPr>
+      <w:rPr>
+        <w:rFonts w:ascii="Courier New" w:hAnsi="Courier New" w:hint="default"/>
+        <w:sz w:val="20"/>
+      </w:rPr>
+    </w:lvl>
+    <w:lvl w:ilvl="2" w:tentative="1">
+      <w:start w:val="1"/>
+      <w:numFmt w:val="bullet"/>
+      <w:lvlText w:val=""/>
+      <w:lvlJc w:val="left"/>
+      <w:pPr>
+        <w:tabs>
+          <w:tab w:val="num" w:pos="2160"/>
+        </w:tabs>
+        <w:ind w:left="2160" w:hanging="360"/>
+      </w:pPr>
+      <w:rPr>
+        <w:rFonts w:ascii="Wingdings" w:hAnsi="Wingdings" w:hint="default"/>
+        <w:sz w:val="20"/>
+      </w:rPr>
+    </w:lvl>
+    <w:lvl w:ilvl="3" w:tentative="1">
+      <w:start w:val="1"/>
+      <w:numFmt w:val="bullet"/>
+      <w:lvlText w:val=""/>
+      <w:lvlJc w:val="left"/>
+      <w:pPr>
+        <w:tabs>
+          <w:tab w:val="num" w:pos="2880"/>
+        </w:tabs>
+        <w:ind w:left="2880" w:hanging="360"/>
+      </w:pPr>
+      <w:rPr>
+        <w:rFonts w:ascii="Wingdings" w:hAnsi="Wingdings" w:hint="default"/>
+        <w:sz w:val="20"/>
+      </w:rPr>
+    </w:lvl>
+    <w:lvl w:ilvl="4" w:tentative="1">
+      <w:start w:val="1"/>
+      <w:numFmt w:val="bullet"/>
+      <w:lvlText w:val=""/>
+      <w:lvlJc w:val="left"/>
+      <w:pPr>
+        <w:tabs>
+          <w:tab w:val="num" w:pos="3600"/>
+        </w:tabs>
+        <w:ind w:left="3600" w:hanging="360"/>
+      </w:pPr>
+      <w:rPr>
+        <w:rFonts w:ascii="Wingdings" w:hAnsi="Wingdings" w:hint="default"/>
+        <w:sz w:val="20"/>
+      </w:rPr>
+    </w:lvl>
+    <w:lvl w:ilvl="5" w:tentative="1">
+      <w:start w:val="1"/>
+      <w:numFmt w:val="bullet"/>
+      <w:lvlText w:val=""/>
+      <w:lvlJc w:val="left"/>
+      <w:pPr>
+        <w:tabs>
+          <w:tab w:val="num" w:pos="4320"/>
+        </w:tabs>
+        <w:ind w:left="4320" w:hanging="360"/>
+      </w:pPr>
+      <w:rPr>
+        <w:rFonts w:ascii="Wingdings" w:hAnsi="Wingdings" w:hint="default"/>
+        <w:sz w:val="20"/>
+      </w:rPr>
+    </w:lvl>
+    <w:lvl w:ilvl="6" w:tentative="1">
+      <w:start w:val="1"/>
+      <w:numFmt w:val="bullet"/>
+      <w:lvlText w:val=""/>
+      <w:lvlJc w:val="left"/>
+      <w:pPr>
+        <w:tabs>
+          <w:tab w:val="num" w:pos="5040"/>
+        </w:tabs>
+        <w:ind w:left="5040" w:hanging="360"/>
+      </w:pPr>
+      <w:rPr>
+        <w:rFonts w:ascii="Wingdings" w:hAnsi="Wingdings" w:hint="default"/>
+        <w:sz w:val="20"/>
+      </w:rPr>
+    </w:lvl>
+    <w:lvl w:ilvl="7" w:tentative="1">
+      <w:start w:val="1"/>
+      <w:numFmt w:val="bullet"/>
+      <w:lvlText w:val=""/>
+      <w:lvlJc w:val="left"/>
+      <w:pPr>
+        <w:tabs>
+          <w:tab w:val="num" w:pos="5760"/>
+        </w:tabs>
+        <w:ind w:left="5760" w:hanging="360"/>
+      </w:pPr>
+      <w:rPr>
+        <w:rFonts w:ascii="Wingdings" w:hAnsi="Wingdings" w:hint="default"/>
+        <w:sz w:val="20"/>
+      </w:rPr>
+    </w:lvl>
+    <w:lvl w:ilvl="8" w:tentative="1">
+      <w:start w:val="1"/>
+      <w:numFmt w:val="bullet"/>
+      <w:lvlText w:val=""/>
+      <w:lvlJc w:val="left"/>
+      <w:pPr>
+        <w:tabs>
+          <w:tab w:val="num" w:pos="6480"/>
+        </w:tabs>
+        <w:ind w:left="6480" w:hanging="360"/>
+      </w:pPr>
+      <w:rPr>
+        <w:rFonts w:ascii="Wingdings" w:hAnsi="Wingdings" w:hint="default"/>
+        <w:sz w:val="20"/>
+      </w:rPr>
+    </w:lvl>
+  </w:abstractNum>
+  <w:abstractNum w:abstractNumId="14" w15:restartNumberingAfterBreak="0">
     <w:nsid w:val="488B4025"/>
     <w:multiLevelType w:val="hybridMultilevel"/>
     <w:tmpl w:val="14881D68"/>
@@ -2806,7 +3404,7 @@
       </w:rPr>
     </w:lvl>
   </w:abstractNum>
-  <w:abstractNum w:abstractNumId="12" w15:restartNumberingAfterBreak="0">
+  <w:abstractNum w:abstractNumId="15" w15:restartNumberingAfterBreak="0">
     <w:nsid w:val="4AD34633"/>
     <w:multiLevelType w:val="hybridMultilevel"/>
     <w:tmpl w:val="3C4CB9A4"/>
@@ -2919,7 +3517,7 @@
       </w:rPr>
     </w:lvl>
   </w:abstractNum>
-  <w:abstractNum w:abstractNumId="13" w15:restartNumberingAfterBreak="0">
+  <w:abstractNum w:abstractNumId="16" w15:restartNumberingAfterBreak="0">
     <w:nsid w:val="514A3DF6"/>
     <w:multiLevelType w:val="multilevel"/>
     <w:tmpl w:val="9CCA9B34"/>
@@ -3068,7 +3666,7 @@
       </w:rPr>
     </w:lvl>
   </w:abstractNum>
-  <w:abstractNum w:abstractNumId="14" w15:restartNumberingAfterBreak="0">
+  <w:abstractNum w:abstractNumId="17" w15:restartNumberingAfterBreak="0">
     <w:nsid w:val="53C6166F"/>
     <w:multiLevelType w:val="hybridMultilevel"/>
     <w:tmpl w:val="BF1637CC"/>
@@ -3181,7 +3779,7 @@
       </w:rPr>
     </w:lvl>
   </w:abstractNum>
-  <w:abstractNum w:abstractNumId="15" w15:restartNumberingAfterBreak="0">
+  <w:abstractNum w:abstractNumId="18" w15:restartNumberingAfterBreak="0">
     <w:nsid w:val="61C931FC"/>
     <w:multiLevelType w:val="multilevel"/>
     <w:tmpl w:val="A95CD214"/>
@@ -3294,7 +3892,7 @@
       </w:rPr>
     </w:lvl>
   </w:abstractNum>
-  <w:abstractNum w:abstractNumId="16" w15:restartNumberingAfterBreak="0">
+  <w:abstractNum w:abstractNumId="19" w15:restartNumberingAfterBreak="0">
     <w:nsid w:val="66F64343"/>
     <w:multiLevelType w:val="multilevel"/>
     <w:tmpl w:val="3D8ED3C4"/>
@@ -3407,7 +4005,7 @@
       </w:rPr>
     </w:lvl>
   </w:abstractNum>
-  <w:abstractNum w:abstractNumId="17" w15:restartNumberingAfterBreak="0">
+  <w:abstractNum w:abstractNumId="20" w15:restartNumberingAfterBreak="0">
     <w:nsid w:val="70967C19"/>
     <w:multiLevelType w:val="hybridMultilevel"/>
     <w:tmpl w:val="34D420DC"/>
@@ -3520,7 +4118,7 @@
       </w:rPr>
     </w:lvl>
   </w:abstractNum>
-  <w:abstractNum w:abstractNumId="18" w15:restartNumberingAfterBreak="0">
+  <w:abstractNum w:abstractNumId="21" w15:restartNumberingAfterBreak="0">
     <w:nsid w:val="72991B8C"/>
     <w:multiLevelType w:val="hybridMultilevel"/>
     <w:tmpl w:val="1CE026DC"/>
@@ -3633,7 +4231,7 @@
       </w:rPr>
     </w:lvl>
   </w:abstractNum>
-  <w:abstractNum w:abstractNumId="19" w15:restartNumberingAfterBreak="0">
+  <w:abstractNum w:abstractNumId="22" w15:restartNumberingAfterBreak="0">
     <w:nsid w:val="7A893962"/>
     <w:multiLevelType w:val="hybridMultilevel"/>
     <w:tmpl w:val="6E16C486"/>
@@ -3746,7 +4344,7 @@
       </w:rPr>
     </w:lvl>
   </w:abstractNum>
-  <w:abstractNum w:abstractNumId="20" w15:restartNumberingAfterBreak="0">
+  <w:abstractNum w:abstractNumId="23" w15:restartNumberingAfterBreak="0">
     <w:nsid w:val="7D8A63E9"/>
     <w:multiLevelType w:val="hybridMultilevel"/>
     <w:tmpl w:val="56FEB16A"/>
@@ -3859,10 +4457,10 @@
       </w:rPr>
     </w:lvl>
   </w:abstractNum>
-  <w:abstractNum w:abstractNumId="21" w15:restartNumberingAfterBreak="0">
+  <w:abstractNum w:abstractNumId="24" w15:restartNumberingAfterBreak="0">
     <w:nsid w:val="7DA27CAB"/>
     <w:multiLevelType w:val="hybridMultilevel"/>
-    <w:tmpl w:val="19EA8F56"/>
+    <w:tmpl w:val="B8CAD370"/>
     <w:lvl w:ilvl="0" w:tplc="08090001">
       <w:start w:val="1"/>
       <w:numFmt w:val="bullet"/>
@@ -3972,77 +4570,86 @@
       </w:rPr>
     </w:lvl>
   </w:abstractNum>
-  <w:num w:numId="1" w16cid:durableId="605966100">
+  <w:num w:numId="1">
+    <w:abstractNumId w:val="19"/>
+  </w:num>
+  <w:num w:numId="2">
+    <w:abstractNumId w:val="0"/>
+  </w:num>
+  <w:num w:numId="3">
+    <w:abstractNumId w:val="18"/>
+  </w:num>
+  <w:num w:numId="4">
+    <w:abstractNumId w:val="14"/>
+  </w:num>
+  <w:num w:numId="5">
+    <w:abstractNumId w:val="9"/>
+  </w:num>
+  <w:num w:numId="6">
+    <w:abstractNumId w:val="17"/>
+  </w:num>
+  <w:num w:numId="7">
+    <w:abstractNumId w:val="4"/>
+  </w:num>
+  <w:num w:numId="8">
+    <w:abstractNumId w:val="11"/>
+  </w:num>
+  <w:num w:numId="9">
+    <w:abstractNumId w:val="21"/>
+  </w:num>
+  <w:num w:numId="10">
+    <w:abstractNumId w:val="12"/>
+  </w:num>
+  <w:num w:numId="11">
+    <w:abstractNumId w:val="22"/>
+  </w:num>
+  <w:num w:numId="12">
+    <w:abstractNumId w:val="23"/>
+  </w:num>
+  <w:num w:numId="13">
+    <w:abstractNumId w:val="7"/>
+  </w:num>
+  <w:num w:numId="14">
+    <w:abstractNumId w:val="24"/>
+  </w:num>
+  <w:num w:numId="15">
+    <w:abstractNumId w:val="3"/>
+  </w:num>
+  <w:num w:numId="16">
+    <w:abstractNumId w:val="15"/>
+  </w:num>
+  <w:num w:numId="17">
+    <w:abstractNumId w:val="20"/>
+  </w:num>
+  <w:num w:numId="18">
     <w:abstractNumId w:val="16"/>
   </w:num>
-  <w:num w:numId="2" w16cid:durableId="1690712513">
-    <w:abstractNumId w:val="0"/>
+  <w:num w:numId="19">
+    <w:abstractNumId w:val="8"/>
   </w:num>
-  <w:num w:numId="3" w16cid:durableId="14888913">
-    <w:abstractNumId w:val="15"/>
+  <w:num w:numId="20">
+    <w:abstractNumId w:val="2"/>
   </w:num>
-  <w:num w:numId="4" w16cid:durableId="2070691912">
-    <w:abstractNumId w:val="11"/>
+  <w:num w:numId="21">
+    <w:abstractNumId w:val="1"/>
   </w:num>
-  <w:num w:numId="5" w16cid:durableId="1132866593">
-    <w:abstractNumId w:val="7"/>
-  </w:num>
-  <w:num w:numId="6" w16cid:durableId="1334652095">
-    <w:abstractNumId w:val="14"/>
-  </w:num>
-  <w:num w:numId="7" w16cid:durableId="2079089524">
-    <w:abstractNumId w:val="4"/>
-  </w:num>
-  <w:num w:numId="8" w16cid:durableId="638457908">
-    <w:abstractNumId w:val="9"/>
-  </w:num>
-  <w:num w:numId="9" w16cid:durableId="1781022826">
-    <w:abstractNumId w:val="18"/>
-  </w:num>
-  <w:num w:numId="10" w16cid:durableId="1803233804">
+  <w:num w:numId="22">
     <w:abstractNumId w:val="10"/>
   </w:num>
-  <w:num w:numId="11" w16cid:durableId="812908966">
-    <w:abstractNumId w:val="19"/>
+  <w:num w:numId="23">
+    <w:abstractNumId w:val="6"/>
   </w:num>
-  <w:num w:numId="12" w16cid:durableId="1742436830">
-    <w:abstractNumId w:val="20"/>
-  </w:num>
-  <w:num w:numId="13" w16cid:durableId="627005660">
-    <w:abstractNumId w:val="5"/>
-  </w:num>
-  <w:num w:numId="14" w16cid:durableId="1046756105">
-    <w:abstractNumId w:val="21"/>
-  </w:num>
-  <w:num w:numId="15" w16cid:durableId="2124811348">
-    <w:abstractNumId w:val="3"/>
-  </w:num>
-  <w:num w:numId="16" w16cid:durableId="136454871">
-    <w:abstractNumId w:val="12"/>
-  </w:num>
-  <w:num w:numId="17" w16cid:durableId="615139450">
-    <w:abstractNumId w:val="17"/>
-  </w:num>
-  <w:num w:numId="18" w16cid:durableId="1330399915">
+  <w:num w:numId="24">
     <w:abstractNumId w:val="13"/>
   </w:num>
-  <w:num w:numId="19" w16cid:durableId="1803109781">
-    <w:abstractNumId w:val="6"/>
-  </w:num>
-  <w:num w:numId="20" w16cid:durableId="1004170356">
-    <w:abstractNumId w:val="2"/>
-  </w:num>
-  <w:num w:numId="21" w16cid:durableId="546187393">
-    <w:abstractNumId w:val="1"/>
-  </w:num>
-  <w:num w:numId="22" w16cid:durableId="742025888">
-    <w:abstractNumId w:val="8"/>
+  <w:num w:numId="25">
+    <w:abstractNumId w:val="5"/>
   </w:num>
 </w:numbering>
 </file>
 
 <file path=word/styles.xml><?xml version="1.0" encoding="utf-8"?>
-<w:styles xmlns:mc="http://schemas.openxmlformats.org/markup-compatibility/2006" xmlns:r="http://schemas.openxmlformats.org/officeDocument/2006/relationships" xmlns:w="http://schemas.openxmlformats.org/wordprocessingml/2006/main" xmlns:w14="http://schemas.microsoft.com/office/word/2010/wordml" xmlns:w15="http://schemas.microsoft.com/office/word/2012/wordml" xmlns:w16cex="http://schemas.microsoft.com/office/word/2018/wordml/cex" xmlns:w16cid="http://schemas.microsoft.com/office/word/2016/wordml/cid" xmlns:w16="http://schemas.microsoft.com/office/word/2018/wordml" xmlns:w16du="http://schemas.microsoft.com/office/word/2023/wordml/word16du" xmlns:w16sdtdh="http://schemas.microsoft.com/office/word/2020/wordml/sdtdatahash" xmlns:w16se="http://schemas.microsoft.com/office/word/2015/wordml/symex" mc:Ignorable="w14 w15 w16se w16cid w16 w16cex w16sdtdh w16du">
+<w:styles xmlns:mc="http://schemas.openxmlformats.org/markup-compatibility/2006" xmlns:r="http://schemas.openxmlformats.org/officeDocument/2006/relationships" xmlns:w="http://schemas.openxmlformats.org/wordprocessingml/2006/main" xmlns:w14="http://schemas.microsoft.com/office/word/2010/wordml" xmlns:w15="http://schemas.microsoft.com/office/word/2012/wordml" xmlns:w16cid="http://schemas.microsoft.com/office/word/2016/wordml/cid" xmlns:w16se="http://schemas.microsoft.com/office/word/2015/wordml/symex" mc:Ignorable="w14 w15 w16se w16cid">
   <w:docDefaults>
     <w:rPrDefault>
       <w:rPr>
@@ -4058,7 +4665,7 @@
       </w:pPr>
     </w:pPrDefault>
   </w:docDefaults>
-  <w:latentStyles w:defLockedState="0" w:defUIPriority="99" w:defSemiHidden="0" w:defUnhideWhenUsed="0" w:defQFormat="0" w:count="376">
+  <w:latentStyles w:defLockedState="0" w:defUIPriority="99" w:defSemiHidden="0" w:defUnhideWhenUsed="0" w:defQFormat="0" w:count="375">
     <w:lsdException w:name="Normal" w:uiPriority="0" w:qFormat="1"/>
     <w:lsdException w:name="heading 1" w:uiPriority="9" w:qFormat="1"/>
     <w:lsdException w:name="heading 2" w:semiHidden="1" w:uiPriority="9" w:unhideWhenUsed="1" w:qFormat="1"/>
@@ -4434,11 +5041,11 @@
     <w:lsdException w:name="Smart Hyperlink" w:semiHidden="1" w:unhideWhenUsed="1"/>
     <w:lsdException w:name="Hashtag" w:semiHidden="1" w:unhideWhenUsed="1"/>
     <w:lsdException w:name="Unresolved Mention" w:semiHidden="1" w:unhideWhenUsed="1"/>
-    <w:lsdException w:name="Smart Link" w:semiHidden="1" w:unhideWhenUsed="1"/>
   </w:latentStyles>
   <w:style w:type="paragraph" w:default="1" w:styleId="Normal">
     <w:name w:val="Normal"/>
     <w:qFormat/>
+    <w:rsid w:val="00D81F21"/>
   </w:style>
   <w:style w:type="paragraph" w:styleId="Heading1">
     <w:name w:val="heading 1"/>
@@ -4678,7 +5285,6 @@
     <w:name w:val="Normal (Web)"/>
     <w:basedOn w:val="Normal"/>
     <w:uiPriority w:val="99"/>
-    <w:semiHidden/>
     <w:unhideWhenUsed/>
     <w:rsid w:val="008451E8"/>
     <w:pPr>
@@ -4732,6 +5338,17 @@
     <w:link w:val="Footer"/>
     <w:uiPriority w:val="99"/>
     <w:rsid w:val="004C3B0D"/>
+  </w:style>
+  <w:style w:type="character" w:styleId="Emphasis">
+    <w:name w:val="Emphasis"/>
+    <w:basedOn w:val="DefaultParagraphFont"/>
+    <w:uiPriority w:val="20"/>
+    <w:qFormat/>
+    <w:rsid w:val="00D81F21"/>
+    <w:rPr>
+      <w:i/>
+      <w:iCs/>
+    </w:rPr>
   </w:style>
 </w:styles>
 </file>
